--- a/Проектирование управляющей логики микроконтроллера мультиварки полуформальным методом конечных автоматов.docx
+++ b/Проектирование управляющей логики микроконтроллера мультиварки полуформальным методом конечных автоматов.docx
@@ -435,10 +435,7 @@
     </w:p>
     <w:p/>
     <w:p/>
-    <w:p>
-      <w:bookmarkStart w:id="0" w:name="_GoBack"/>
-      <w:bookmarkEnd w:id="0"/>
-    </w:p>
+    <w:p/>
     <w:p>
       <w:pPr>
         <w:spacing w:before="100" w:beforeAutospacing="1" w:after="100" w:afterAutospacing="1" w:line="240" w:lineRule="auto"/>
@@ -465,6 +462,107 @@
     <w:p>
       <w:pPr>
         <w:spacing w:before="100" w:beforeAutospacing="1" w:after="100" w:afterAutospacing="1" w:line="240" w:lineRule="auto"/>
+        <w:jc w:val="both"/>
+        <w:rPr>
+          <w:rFonts w:ascii="Times New Roman" w:hAnsi="Times New Roman" w:cs="Times New Roman"/>
+          <w:sz w:val="28"/>
+          <w:szCs w:val="28"/>
+        </w:rPr>
+      </w:pPr>
+      <w:r>
+        <w:rPr>
+          <w:rFonts w:ascii="Times New Roman" w:hAnsi="Times New Roman" w:cs="Times New Roman"/>
+          <w:b/>
+          <w:bCs/>
+          <w:sz w:val="28"/>
+          <w:szCs w:val="28"/>
+        </w:rPr>
+        <w:t>Цель работы:</w:t>
+      </w:r>
+      <w:r>
+        <w:rPr>
+          <w:rFonts w:ascii="Times New Roman" w:hAnsi="Times New Roman" w:cs="Times New Roman"/>
+          <w:sz w:val="28"/>
+          <w:szCs w:val="28"/>
+        </w:rPr>
+        <w:t xml:space="preserve"> Освоить полуформальный метод проектирования дискретных систем управления бытовой техникой с использованием теории конечных автоматов (</w:t>
+      </w:r>
+      <w:proofErr w:type="spellStart"/>
+      <w:r>
+        <w:rPr>
+          <w:rFonts w:ascii="Times New Roman" w:hAnsi="Times New Roman" w:cs="Times New Roman"/>
+          <w:sz w:val="28"/>
+          <w:szCs w:val="28"/>
+        </w:rPr>
+        <w:t>Finite</w:t>
+      </w:r>
+      <w:proofErr w:type="spellEnd"/>
+      <w:r>
+        <w:rPr>
+          <w:rFonts w:ascii="Times New Roman" w:hAnsi="Times New Roman" w:cs="Times New Roman"/>
+          <w:sz w:val="28"/>
+          <w:szCs w:val="28"/>
+        </w:rPr>
+        <w:t xml:space="preserve"> </w:t>
+      </w:r>
+      <w:proofErr w:type="spellStart"/>
+      <w:r>
+        <w:rPr>
+          <w:rFonts w:ascii="Times New Roman" w:hAnsi="Times New Roman" w:cs="Times New Roman"/>
+          <w:sz w:val="28"/>
+          <w:szCs w:val="28"/>
+        </w:rPr>
+        <w:t>State</w:t>
+      </w:r>
+      <w:proofErr w:type="spellEnd"/>
+      <w:r>
+        <w:rPr>
+          <w:rFonts w:ascii="Times New Roman" w:hAnsi="Times New Roman" w:cs="Times New Roman"/>
+          <w:sz w:val="28"/>
+          <w:szCs w:val="28"/>
+        </w:rPr>
+        <w:t xml:space="preserve"> </w:t>
+      </w:r>
+      <w:proofErr w:type="spellStart"/>
+      <w:r>
+        <w:rPr>
+          <w:rFonts w:ascii="Times New Roman" w:hAnsi="Times New Roman" w:cs="Times New Roman"/>
+          <w:sz w:val="28"/>
+          <w:szCs w:val="28"/>
+        </w:rPr>
+        <w:t>Machine</w:t>
+      </w:r>
+      <w:proofErr w:type="spellEnd"/>
+      <w:r>
+        <w:rPr>
+          <w:rFonts w:ascii="Times New Roman" w:hAnsi="Times New Roman" w:cs="Times New Roman"/>
+          <w:sz w:val="28"/>
+          <w:szCs w:val="28"/>
+        </w:rPr>
+        <w:t xml:space="preserve">, FSM) и разработать полную, замкнутую математическую модель и граф состояний для микроконтроллера </w:t>
+      </w:r>
+      <w:proofErr w:type="spellStart"/>
+      <w:r>
+        <w:rPr>
+          <w:rFonts w:ascii="Times New Roman" w:hAnsi="Times New Roman" w:cs="Times New Roman"/>
+          <w:sz w:val="28"/>
+          <w:szCs w:val="28"/>
+        </w:rPr>
+        <w:t>мультиварки</w:t>
+      </w:r>
+      <w:proofErr w:type="spellEnd"/>
+      <w:r>
+        <w:rPr>
+          <w:rFonts w:ascii="Times New Roman" w:hAnsi="Times New Roman" w:cs="Times New Roman"/>
+          <w:sz w:val="28"/>
+          <w:szCs w:val="28"/>
+        </w:rPr>
+        <w:t xml:space="preserve"> с учетом расширенных требований безопасности и гибкости управления.</w:t>
+      </w:r>
+    </w:p>
+    <w:p>
+      <w:pPr>
+        <w:spacing w:before="100" w:beforeAutospacing="1" w:after="100" w:afterAutospacing="1" w:line="240" w:lineRule="auto"/>
         <w:rPr>
           <w:rFonts w:ascii="Times New Roman" w:eastAsia="Times New Roman" w:hAnsi="Times New Roman" w:cs="Times New Roman"/>
           <w:sz w:val="28"/>
@@ -481,16 +579,103 @@
           <w:szCs w:val="28"/>
           <w:lang w:eastAsia="ru-RU"/>
         </w:rPr>
-        <w:t>Цель работы:</w:t>
-      </w:r>
-      <w:r>
+        <w:t>Задачи:</w:t>
+      </w:r>
+    </w:p>
+    <w:p>
+      <w:pPr>
+        <w:numPr>
+          <w:ilvl w:val="0"/>
+          <w:numId w:val="8"/>
+        </w:numPr>
+        <w:spacing w:before="100" w:beforeAutospacing="1" w:after="100" w:afterAutospacing="1" w:line="240" w:lineRule="auto"/>
         <w:rPr>
           <w:rFonts w:ascii="Times New Roman" w:eastAsia="Times New Roman" w:hAnsi="Times New Roman" w:cs="Times New Roman"/>
           <w:sz w:val="28"/>
           <w:szCs w:val="28"/>
           <w:lang w:eastAsia="ru-RU"/>
         </w:rPr>
-        <w:t xml:space="preserve"> Освоить полуформальный метод проектирования дискретных систем управления бытовой техникой с использованием теории конечных автоматов (</w:t>
+      </w:pPr>
+      <w:r>
+        <w:rPr>
+          <w:rFonts w:ascii="Times New Roman" w:eastAsia="Times New Roman" w:hAnsi="Times New Roman" w:cs="Times New Roman"/>
+          <w:sz w:val="28"/>
+          <w:szCs w:val="28"/>
+          <w:lang w:eastAsia="ru-RU"/>
+        </w:rPr>
+        <w:t>Определить полный набор состояний (S), входных воздействий (X) и реакций системы (Y).</w:t>
+      </w:r>
+    </w:p>
+    <w:p>
+      <w:pPr>
+        <w:numPr>
+          <w:ilvl w:val="0"/>
+          <w:numId w:val="8"/>
+        </w:numPr>
+        <w:spacing w:before="100" w:beforeAutospacing="1" w:after="100" w:afterAutospacing="1" w:line="240" w:lineRule="auto"/>
+        <w:rPr>
+          <w:rFonts w:ascii="Times New Roman" w:eastAsia="Times New Roman" w:hAnsi="Times New Roman" w:cs="Times New Roman"/>
+          <w:sz w:val="28"/>
+          <w:szCs w:val="28"/>
+          <w:lang w:eastAsia="ru-RU"/>
+        </w:rPr>
+      </w:pPr>
+      <w:r>
+        <w:rPr>
+          <w:rFonts w:ascii="Times New Roman" w:eastAsia="Times New Roman" w:hAnsi="Times New Roman" w:cs="Times New Roman"/>
+          <w:sz w:val="28"/>
+          <w:szCs w:val="28"/>
+          <w:lang w:eastAsia="ru-RU"/>
+        </w:rPr>
+        <w:t>Составить и оптимизировать граф состояний и переходов на основе схемы функционального взаимодействия без дублирования начального состояния S0.</w:t>
+      </w:r>
+    </w:p>
+    <w:p>
+      <w:pPr>
+        <w:numPr>
+          <w:ilvl w:val="0"/>
+          <w:numId w:val="8"/>
+        </w:numPr>
+        <w:spacing w:before="100" w:beforeAutospacing="1" w:after="100" w:afterAutospacing="1" w:line="240" w:lineRule="auto"/>
+        <w:rPr>
+          <w:rFonts w:ascii="Times New Roman" w:eastAsia="Times New Roman" w:hAnsi="Times New Roman" w:cs="Times New Roman"/>
+          <w:sz w:val="28"/>
+          <w:szCs w:val="28"/>
+          <w:lang w:eastAsia="ru-RU"/>
+        </w:rPr>
+      </w:pPr>
+      <w:r>
+        <w:rPr>
+          <w:rFonts w:ascii="Times New Roman" w:eastAsia="Times New Roman" w:hAnsi="Times New Roman" w:cs="Times New Roman"/>
+          <w:sz w:val="28"/>
+          <w:szCs w:val="28"/>
+          <w:lang w:eastAsia="ru-RU"/>
+        </w:rPr>
+        <w:t>Обеспечить реализацию глобальных переходов (кнопка «Отмена / Пауза» из любого активного режима, переход в аварийное состояние S5 из любого состояния при сбоях и защите от детей).</w:t>
+      </w:r>
+    </w:p>
+    <w:p>
+      <w:pPr>
+        <w:numPr>
+          <w:ilvl w:val="0"/>
+          <w:numId w:val="8"/>
+        </w:numPr>
+        <w:spacing w:before="100" w:beforeAutospacing="1" w:after="100" w:afterAutospacing="1" w:line="240" w:lineRule="auto"/>
+        <w:rPr>
+          <w:rFonts w:ascii="Times New Roman" w:eastAsia="Times New Roman" w:hAnsi="Times New Roman" w:cs="Times New Roman"/>
+          <w:sz w:val="28"/>
+          <w:szCs w:val="28"/>
+          <w:lang w:eastAsia="ru-RU"/>
+        </w:rPr>
+      </w:pPr>
+      <w:r>
+        <w:rPr>
+          <w:rFonts w:ascii="Times New Roman" w:eastAsia="Times New Roman" w:hAnsi="Times New Roman" w:cs="Times New Roman"/>
+          <w:sz w:val="28"/>
+          <w:szCs w:val="28"/>
+          <w:lang w:eastAsia="ru-RU"/>
+        </w:rPr>
+        <w:t xml:space="preserve">Предусмотреть возможность переключения из режимов активного приготовления и </w:t>
       </w:r>
       <w:proofErr w:type="spellStart"/>
       <w:r>
@@ -500,7 +685,7 @@
           <w:szCs w:val="28"/>
           <w:lang w:eastAsia="ru-RU"/>
         </w:rPr>
-        <w:t>Finite</w:t>
+        <w:t>автоподогрева</w:t>
       </w:r>
       <w:proofErr w:type="spellEnd"/>
       <w:r>
@@ -510,7 +695,31 @@
           <w:szCs w:val="28"/>
           <w:lang w:eastAsia="ru-RU"/>
         </w:rPr>
-        <w:t xml:space="preserve"> </w:t>
+        <w:t xml:space="preserve"> на ручной ввод и коррекцию параметров.</w:t>
+      </w:r>
+    </w:p>
+    <w:p>
+      <w:pPr>
+        <w:numPr>
+          <w:ilvl w:val="0"/>
+          <w:numId w:val="8"/>
+        </w:numPr>
+        <w:spacing w:before="100" w:beforeAutospacing="1" w:after="100" w:afterAutospacing="1" w:line="240" w:lineRule="auto"/>
+        <w:rPr>
+          <w:rFonts w:ascii="Times New Roman" w:eastAsia="Times New Roman" w:hAnsi="Times New Roman" w:cs="Times New Roman"/>
+          <w:sz w:val="28"/>
+          <w:szCs w:val="28"/>
+          <w:lang w:eastAsia="ru-RU"/>
+        </w:rPr>
+      </w:pPr>
+      <w:r>
+        <w:rPr>
+          <w:rFonts w:ascii="Times New Roman" w:eastAsia="Times New Roman" w:hAnsi="Times New Roman" w:cs="Times New Roman"/>
+          <w:sz w:val="28"/>
+          <w:szCs w:val="28"/>
+          <w:lang w:eastAsia="ru-RU"/>
+        </w:rPr>
+        <w:t xml:space="preserve">Описать алгоритмическую логику работы микроконтроллера </w:t>
       </w:r>
       <w:proofErr w:type="spellStart"/>
       <w:r>
@@ -520,7 +729,7 @@
           <w:szCs w:val="28"/>
           <w:lang w:eastAsia="ru-RU"/>
         </w:rPr>
-        <w:t>State</w:t>
+        <w:t>мультиварки</w:t>
       </w:r>
       <w:proofErr w:type="spellEnd"/>
       <w:r>
@@ -530,60 +739,13 @@
           <w:szCs w:val="28"/>
           <w:lang w:eastAsia="ru-RU"/>
         </w:rPr>
-        <w:t xml:space="preserve"> </w:t>
-      </w:r>
-      <w:proofErr w:type="spellStart"/>
-      <w:r>
-        <w:rPr>
-          <w:rFonts w:ascii="Times New Roman" w:eastAsia="Times New Roman" w:hAnsi="Times New Roman" w:cs="Times New Roman"/>
-          <w:sz w:val="28"/>
-          <w:szCs w:val="28"/>
-          <w:lang w:eastAsia="ru-RU"/>
-        </w:rPr>
-        <w:t>Machine</w:t>
-      </w:r>
-      <w:proofErr w:type="spellEnd"/>
-      <w:r>
-        <w:rPr>
-          <w:rFonts w:ascii="Times New Roman" w:eastAsia="Times New Roman" w:hAnsi="Times New Roman" w:cs="Times New Roman"/>
-          <w:sz w:val="28"/>
-          <w:szCs w:val="28"/>
-          <w:lang w:eastAsia="ru-RU"/>
-        </w:rPr>
-        <w:t xml:space="preserve">, FSM) и разработать математическую модель и граф состояний для микроконтроллера </w:t>
-      </w:r>
-      <w:proofErr w:type="spellStart"/>
-      <w:r>
-        <w:rPr>
-          <w:rFonts w:ascii="Times New Roman" w:eastAsia="Times New Roman" w:hAnsi="Times New Roman" w:cs="Times New Roman"/>
-          <w:sz w:val="28"/>
-          <w:szCs w:val="28"/>
-          <w:lang w:eastAsia="ru-RU"/>
-        </w:rPr>
-        <w:t>мультиварки</w:t>
-      </w:r>
-      <w:proofErr w:type="spellEnd"/>
-      <w:r>
-        <w:rPr>
-          <w:rFonts w:ascii="Times New Roman" w:eastAsia="Times New Roman" w:hAnsi="Times New Roman" w:cs="Times New Roman"/>
-          <w:sz w:val="28"/>
-          <w:szCs w:val="28"/>
-          <w:lang w:eastAsia="ru-RU"/>
-        </w:rPr>
-        <w:t>.</w:t>
+        <w:t xml:space="preserve"> во всех режимах и составить итоговую таблицу переходов.</w:t>
       </w:r>
     </w:p>
     <w:p>
       <w:pPr>
         <w:spacing w:before="100" w:beforeAutospacing="1" w:after="100" w:afterAutospacing="1" w:line="240" w:lineRule="auto"/>
-        <w:rPr>
-          <w:rFonts w:ascii="Times New Roman" w:eastAsia="Times New Roman" w:hAnsi="Times New Roman" w:cs="Times New Roman"/>
-          <w:sz w:val="28"/>
-          <w:szCs w:val="28"/>
-          <w:lang w:eastAsia="ru-RU"/>
-        </w:rPr>
-      </w:pPr>
-      <w:r>
+        <w:outlineLvl w:val="2"/>
         <w:rPr>
           <w:rFonts w:ascii="Times New Roman" w:eastAsia="Times New Roman" w:hAnsi="Times New Roman" w:cs="Times New Roman"/>
           <w:b/>
@@ -592,105 +754,8 @@
           <w:szCs w:val="28"/>
           <w:lang w:eastAsia="ru-RU"/>
         </w:rPr>
-        <w:t>Задачи:</w:t>
-      </w:r>
-    </w:p>
-    <w:p>
-      <w:pPr>
-        <w:numPr>
-          <w:ilvl w:val="0"/>
-          <w:numId w:val="5"/>
-        </w:numPr>
-        <w:spacing w:before="100" w:beforeAutospacing="1" w:after="100" w:afterAutospacing="1" w:line="240" w:lineRule="auto"/>
-        <w:rPr>
-          <w:rFonts w:ascii="Times New Roman" w:eastAsia="Times New Roman" w:hAnsi="Times New Roman" w:cs="Times New Roman"/>
-          <w:sz w:val="28"/>
-          <w:szCs w:val="28"/>
-          <w:lang w:eastAsia="ru-RU"/>
-        </w:rPr>
-      </w:pPr>
-      <w:r>
-        <w:rPr>
-          <w:rFonts w:ascii="Times New Roman" w:eastAsia="Times New Roman" w:hAnsi="Times New Roman" w:cs="Times New Roman"/>
-          <w:sz w:val="28"/>
-          <w:szCs w:val="28"/>
-          <w:lang w:eastAsia="ru-RU"/>
-        </w:rPr>
-        <w:t>Определить полный набор состояний (S), входных воздействий (X) и реакций системы (Y).</w:t>
-      </w:r>
-    </w:p>
-    <w:p>
-      <w:pPr>
-        <w:numPr>
-          <w:ilvl w:val="0"/>
-          <w:numId w:val="5"/>
-        </w:numPr>
-        <w:spacing w:before="100" w:beforeAutospacing="1" w:after="100" w:afterAutospacing="1" w:line="240" w:lineRule="auto"/>
-        <w:rPr>
-          <w:rFonts w:ascii="Times New Roman" w:eastAsia="Times New Roman" w:hAnsi="Times New Roman" w:cs="Times New Roman"/>
-          <w:sz w:val="28"/>
-          <w:szCs w:val="28"/>
-          <w:lang w:eastAsia="ru-RU"/>
-        </w:rPr>
-      </w:pPr>
-      <w:r>
-        <w:rPr>
-          <w:rFonts w:ascii="Times New Roman" w:eastAsia="Times New Roman" w:hAnsi="Times New Roman" w:cs="Times New Roman"/>
-          <w:sz w:val="28"/>
-          <w:szCs w:val="28"/>
-          <w:lang w:eastAsia="ru-RU"/>
-        </w:rPr>
-        <w:t>Составить граф состояний и переходов на основе схемы функционального взаимодействия.</w:t>
-      </w:r>
-    </w:p>
-    <w:p>
-      <w:pPr>
-        <w:numPr>
-          <w:ilvl w:val="0"/>
-          <w:numId w:val="5"/>
-        </w:numPr>
-        <w:spacing w:before="100" w:beforeAutospacing="1" w:after="100" w:afterAutospacing="1" w:line="240" w:lineRule="auto"/>
-        <w:rPr>
-          <w:rFonts w:ascii="Times New Roman" w:eastAsia="Times New Roman" w:hAnsi="Times New Roman" w:cs="Times New Roman"/>
-          <w:sz w:val="28"/>
-          <w:szCs w:val="28"/>
-          <w:lang w:eastAsia="ru-RU"/>
-        </w:rPr>
-      </w:pPr>
-      <w:r>
-        <w:rPr>
-          <w:rFonts w:ascii="Times New Roman" w:eastAsia="Times New Roman" w:hAnsi="Times New Roman" w:cs="Times New Roman"/>
-          <w:sz w:val="28"/>
-          <w:szCs w:val="28"/>
-          <w:lang w:eastAsia="ru-RU"/>
-        </w:rPr>
-        <w:t xml:space="preserve">Описать алгоритмическую логику работы микроконтроллера </w:t>
-      </w:r>
-      <w:proofErr w:type="spellStart"/>
-      <w:r>
-        <w:rPr>
-          <w:rFonts w:ascii="Times New Roman" w:eastAsia="Times New Roman" w:hAnsi="Times New Roman" w:cs="Times New Roman"/>
-          <w:sz w:val="28"/>
-          <w:szCs w:val="28"/>
-          <w:lang w:eastAsia="ru-RU"/>
-        </w:rPr>
-        <w:t>мультиварки</w:t>
-      </w:r>
-      <w:proofErr w:type="spellEnd"/>
-      <w:r>
-        <w:rPr>
-          <w:rFonts w:ascii="Times New Roman" w:eastAsia="Times New Roman" w:hAnsi="Times New Roman" w:cs="Times New Roman"/>
-          <w:sz w:val="28"/>
-          <w:szCs w:val="28"/>
-          <w:lang w:eastAsia="ru-RU"/>
-        </w:rPr>
-        <w:t xml:space="preserve"> во всех режимах, включая режимы поддержания температуры и аварийные ситуации.</w:t>
-      </w:r>
-    </w:p>
-    <w:p>
-      <w:pPr>
-        <w:spacing w:before="100" w:beforeAutospacing="1" w:after="100" w:afterAutospacing="1" w:line="240" w:lineRule="auto"/>
-        <w:outlineLvl w:val="2"/>
+      </w:pPr>
+      <w:r>
         <w:rPr>
           <w:rFonts w:ascii="Times New Roman" w:eastAsia="Times New Roman" w:hAnsi="Times New Roman" w:cs="Times New Roman"/>
           <w:b/>
@@ -699,8 +764,13 @@
           <w:szCs w:val="28"/>
           <w:lang w:eastAsia="ru-RU"/>
         </w:rPr>
-      </w:pPr>
-      <w:r>
+        <w:t>ХОД РАБОТЫ</w:t>
+      </w:r>
+    </w:p>
+    <w:p>
+      <w:pPr>
+        <w:spacing w:before="100" w:beforeAutospacing="1" w:after="100" w:afterAutospacing="1" w:line="240" w:lineRule="auto"/>
+        <w:outlineLvl w:val="3"/>
         <w:rPr>
           <w:rFonts w:ascii="Times New Roman" w:eastAsia="Times New Roman" w:hAnsi="Times New Roman" w:cs="Times New Roman"/>
           <w:b/>
@@ -709,13 +779,8 @@
           <w:szCs w:val="28"/>
           <w:lang w:eastAsia="ru-RU"/>
         </w:rPr>
-        <w:t>ХОД РАБОТЫ</w:t>
-      </w:r>
-    </w:p>
-    <w:p>
-      <w:pPr>
-        <w:spacing w:before="100" w:beforeAutospacing="1" w:after="100" w:afterAutospacing="1" w:line="240" w:lineRule="auto"/>
-        <w:outlineLvl w:val="3"/>
+      </w:pPr>
+      <w:r>
         <w:rPr>
           <w:rFonts w:ascii="Times New Roman" w:eastAsia="Times New Roman" w:hAnsi="Times New Roman" w:cs="Times New Roman"/>
           <w:b/>
@@ -724,8 +789,221 @@
           <w:szCs w:val="28"/>
           <w:lang w:eastAsia="ru-RU"/>
         </w:rPr>
-      </w:pPr>
-      <w:r>
+        <w:t>1. Теоретические основы полуформального метода</w:t>
+      </w:r>
+    </w:p>
+    <w:p>
+      <w:pPr>
+        <w:pStyle w:val="a3"/>
+        <w:jc w:val="both"/>
+        <w:rPr>
+          <w:sz w:val="28"/>
+          <w:szCs w:val="28"/>
+        </w:rPr>
+      </w:pPr>
+      <w:r>
+        <w:rPr>
+          <w:sz w:val="28"/>
+          <w:szCs w:val="28"/>
+        </w:rPr>
+        <w:t>Полуформальный метод проектирования конечных автоматов позволяет представить управляющую программу микроконтроллера в виде конечного детерминированного автомата Мили/Мура, задаваемого кортежем: M = &lt;S, S0, X, Y, d, l&gt;</w:t>
+      </w:r>
+    </w:p>
+    <w:p>
+      <w:pPr>
+        <w:pStyle w:val="a3"/>
+        <w:jc w:val="both"/>
+        <w:rPr>
+          <w:sz w:val="28"/>
+          <w:szCs w:val="28"/>
+        </w:rPr>
+      </w:pPr>
+      <w:r>
+        <w:rPr>
+          <w:sz w:val="28"/>
+          <w:szCs w:val="28"/>
+        </w:rPr>
+        <w:t>где:</w:t>
+      </w:r>
+    </w:p>
+    <w:p>
+      <w:pPr>
+        <w:pStyle w:val="a3"/>
+        <w:numPr>
+          <w:ilvl w:val="0"/>
+          <w:numId w:val="9"/>
+        </w:numPr>
+        <w:jc w:val="both"/>
+        <w:rPr>
+          <w:sz w:val="28"/>
+          <w:szCs w:val="28"/>
+        </w:rPr>
+      </w:pPr>
+      <w:r>
+        <w:rPr>
+          <w:sz w:val="28"/>
+          <w:szCs w:val="28"/>
+        </w:rPr>
+        <w:t>S = {S0, S1, S2, S3, S4, S5} — множество внутренних состояний системы;</w:t>
+      </w:r>
+    </w:p>
+    <w:p>
+      <w:pPr>
+        <w:pStyle w:val="a3"/>
+        <w:numPr>
+          <w:ilvl w:val="0"/>
+          <w:numId w:val="9"/>
+        </w:numPr>
+        <w:jc w:val="both"/>
+        <w:rPr>
+          <w:sz w:val="28"/>
+          <w:szCs w:val="28"/>
+        </w:rPr>
+      </w:pPr>
+      <w:r>
+        <w:rPr>
+          <w:sz w:val="28"/>
+          <w:szCs w:val="28"/>
+        </w:rPr>
+        <w:t>X = {X1, X2, ...} — множество входных сигналов (состояние кнопок, датчиков положения крышки, терморезисторов, сигналов защиты);</w:t>
+      </w:r>
+    </w:p>
+    <w:p>
+      <w:pPr>
+        <w:pStyle w:val="a3"/>
+        <w:numPr>
+          <w:ilvl w:val="0"/>
+          <w:numId w:val="9"/>
+        </w:numPr>
+        <w:jc w:val="both"/>
+        <w:rPr>
+          <w:sz w:val="28"/>
+          <w:szCs w:val="28"/>
+        </w:rPr>
+      </w:pPr>
+      <w:r>
+        <w:rPr>
+          <w:sz w:val="28"/>
+          <w:szCs w:val="28"/>
+        </w:rPr>
+        <w:t>Y = {Y1, Y2, ...} — множество управляющих воздействий и сигналов обратной связи (подача питания на ТЭН, вывод на дисплей, звуковой сигнал, блокировка);</w:t>
+      </w:r>
+    </w:p>
+    <w:p>
+      <w:pPr>
+        <w:pStyle w:val="a3"/>
+        <w:numPr>
+          <w:ilvl w:val="0"/>
+          <w:numId w:val="9"/>
+        </w:numPr>
+        <w:jc w:val="both"/>
+        <w:rPr>
+          <w:sz w:val="28"/>
+          <w:szCs w:val="28"/>
+        </w:rPr>
+      </w:pPr>
+      <w:r>
+        <w:rPr>
+          <w:sz w:val="28"/>
+          <w:szCs w:val="28"/>
+        </w:rPr>
+        <w:t xml:space="preserve">d: S x </w:t>
+      </w:r>
+      <w:proofErr w:type="spellStart"/>
+      <w:r>
+        <w:rPr>
+          <w:sz w:val="28"/>
+          <w:szCs w:val="28"/>
+        </w:rPr>
+        <w:t>X</w:t>
+      </w:r>
+      <w:proofErr w:type="spellEnd"/>
+      <w:r>
+        <w:rPr>
+          <w:sz w:val="28"/>
+          <w:szCs w:val="28"/>
+        </w:rPr>
+        <w:t xml:space="preserve"> -&gt; S — функция переходов из одного состояния в другое;</w:t>
+      </w:r>
+    </w:p>
+    <w:p>
+      <w:pPr>
+        <w:pStyle w:val="a3"/>
+        <w:numPr>
+          <w:ilvl w:val="0"/>
+          <w:numId w:val="9"/>
+        </w:numPr>
+        <w:jc w:val="both"/>
+        <w:rPr>
+          <w:sz w:val="28"/>
+          <w:szCs w:val="28"/>
+        </w:rPr>
+      </w:pPr>
+      <w:r>
+        <w:rPr>
+          <w:sz w:val="28"/>
+          <w:szCs w:val="28"/>
+        </w:rPr>
+        <w:t xml:space="preserve">l: S x </w:t>
+      </w:r>
+      <w:proofErr w:type="spellStart"/>
+      <w:r>
+        <w:rPr>
+          <w:sz w:val="28"/>
+          <w:szCs w:val="28"/>
+        </w:rPr>
+        <w:t>X</w:t>
+      </w:r>
+      <w:proofErr w:type="spellEnd"/>
+      <w:r>
+        <w:rPr>
+          <w:sz w:val="28"/>
+          <w:szCs w:val="28"/>
+        </w:rPr>
+        <w:t xml:space="preserve"> -&gt; Y — функция выходов;</w:t>
+      </w:r>
+    </w:p>
+    <w:p>
+      <w:pPr>
+        <w:pStyle w:val="a3"/>
+        <w:numPr>
+          <w:ilvl w:val="0"/>
+          <w:numId w:val="9"/>
+        </w:numPr>
+        <w:jc w:val="both"/>
+        <w:rPr>
+          <w:sz w:val="28"/>
+          <w:szCs w:val="28"/>
+        </w:rPr>
+      </w:pPr>
+      <w:r>
+        <w:rPr>
+          <w:sz w:val="28"/>
+          <w:szCs w:val="28"/>
+        </w:rPr>
+        <w:t xml:space="preserve">S0 — единое начальное (исходное) состояние системы (Покой / </w:t>
+      </w:r>
+      <w:proofErr w:type="spellStart"/>
+      <w:r>
+        <w:rPr>
+          <w:sz w:val="28"/>
+          <w:szCs w:val="28"/>
+        </w:rPr>
+        <w:t>Idle</w:t>
+      </w:r>
+      <w:proofErr w:type="spellEnd"/>
+      <w:r>
+        <w:rPr>
+          <w:sz w:val="28"/>
+          <w:szCs w:val="28"/>
+        </w:rPr>
+        <w:t>).</w:t>
+      </w:r>
+    </w:p>
+    <w:p>
+      <w:pPr>
+        <w:spacing w:before="100" w:beforeAutospacing="1" w:after="100" w:afterAutospacing="1" w:line="240" w:lineRule="auto"/>
+        <w:outlineLvl w:val="3"/>
         <w:rPr>
           <w:rFonts w:ascii="Times New Roman" w:eastAsia="Times New Roman" w:hAnsi="Times New Roman" w:cs="Times New Roman"/>
           <w:b/>
@@ -734,197 +1012,8 @@
           <w:szCs w:val="28"/>
           <w:lang w:eastAsia="ru-RU"/>
         </w:rPr>
-        <w:t>1. Теоретические основы полуформального метода</w:t>
-      </w:r>
-    </w:p>
-    <w:p>
-      <w:pPr>
-        <w:spacing w:before="100" w:beforeAutospacing="1" w:after="100" w:afterAutospacing="1" w:line="240" w:lineRule="auto"/>
-        <w:rPr>
-          <w:rFonts w:ascii="Times New Roman" w:eastAsia="Times New Roman" w:hAnsi="Times New Roman" w:cs="Times New Roman"/>
-          <w:sz w:val="28"/>
-          <w:szCs w:val="28"/>
-          <w:lang w:eastAsia="ru-RU"/>
-        </w:rPr>
-      </w:pPr>
-      <w:r>
-        <w:rPr>
-          <w:rFonts w:ascii="Times New Roman" w:eastAsia="Times New Roman" w:hAnsi="Times New Roman" w:cs="Times New Roman"/>
-          <w:sz w:val="28"/>
-          <w:szCs w:val="28"/>
-          <w:lang w:eastAsia="ru-RU"/>
-        </w:rPr>
-        <w:t>Полуформальный метод проектирования конечных автоматов позволяет представить управляющую программу микроконтроллера в виде конечного детерминированного автомата Мили/Мура, задаваемого кортежем: M = &lt;S, S0 X, Y, δ, λ,&gt;</w:t>
-      </w:r>
-    </w:p>
-    <w:p>
-      <w:pPr>
-        <w:spacing w:before="100" w:beforeAutospacing="1" w:after="100" w:afterAutospacing="1" w:line="240" w:lineRule="auto"/>
-        <w:rPr>
-          <w:rFonts w:ascii="Times New Roman" w:eastAsia="Times New Roman" w:hAnsi="Times New Roman" w:cs="Times New Roman"/>
-          <w:sz w:val="28"/>
-          <w:szCs w:val="28"/>
-          <w:lang w:eastAsia="ru-RU"/>
-        </w:rPr>
-      </w:pPr>
-      <w:r>
-        <w:rPr>
-          <w:rFonts w:ascii="Times New Roman" w:eastAsia="Times New Roman" w:hAnsi="Times New Roman" w:cs="Times New Roman"/>
-          <w:sz w:val="28"/>
-          <w:szCs w:val="28"/>
-          <w:lang w:eastAsia="ru-RU"/>
-        </w:rPr>
-        <w:t>где:</w:t>
-      </w:r>
-    </w:p>
-    <w:p>
-      <w:pPr>
-        <w:numPr>
-          <w:ilvl w:val="0"/>
-          <w:numId w:val="6"/>
-        </w:numPr>
-        <w:spacing w:before="100" w:beforeAutospacing="1" w:after="100" w:afterAutospacing="1" w:line="240" w:lineRule="auto"/>
-        <w:rPr>
-          <w:rFonts w:ascii="Times New Roman" w:eastAsia="Times New Roman" w:hAnsi="Times New Roman" w:cs="Times New Roman"/>
-          <w:sz w:val="28"/>
-          <w:szCs w:val="28"/>
-          <w:lang w:eastAsia="ru-RU"/>
-        </w:rPr>
-      </w:pPr>
-      <w:r>
-        <w:rPr>
-          <w:rFonts w:ascii="Times New Roman" w:eastAsia="Times New Roman" w:hAnsi="Times New Roman" w:cs="Times New Roman"/>
-          <w:sz w:val="28"/>
-          <w:szCs w:val="28"/>
-          <w:lang w:eastAsia="ru-RU"/>
-        </w:rPr>
-        <w:t>S = {S0, S1, S2, S3, S4, S5} — множество внутренних состояний системы;</w:t>
-      </w:r>
-    </w:p>
-    <w:p>
-      <w:pPr>
-        <w:numPr>
-          <w:ilvl w:val="0"/>
-          <w:numId w:val="6"/>
-        </w:numPr>
-        <w:spacing w:before="100" w:beforeAutospacing="1" w:after="100" w:afterAutospacing="1" w:line="240" w:lineRule="auto"/>
-        <w:rPr>
-          <w:rFonts w:ascii="Times New Roman" w:eastAsia="Times New Roman" w:hAnsi="Times New Roman" w:cs="Times New Roman"/>
-          <w:sz w:val="28"/>
-          <w:szCs w:val="28"/>
-          <w:lang w:eastAsia="ru-RU"/>
-        </w:rPr>
-      </w:pPr>
-      <w:r>
-        <w:rPr>
-          <w:rFonts w:ascii="Times New Roman" w:eastAsia="Times New Roman" w:hAnsi="Times New Roman" w:cs="Times New Roman"/>
-          <w:sz w:val="28"/>
-          <w:szCs w:val="28"/>
-          <w:lang w:eastAsia="ru-RU"/>
-        </w:rPr>
-        <w:t>X = {X1, X2, ...} — множество входных сигналов (состояние кнопок, датчиков положения крышки, терморезисторов);</w:t>
-      </w:r>
-    </w:p>
-    <w:p>
-      <w:pPr>
-        <w:numPr>
-          <w:ilvl w:val="0"/>
-          <w:numId w:val="6"/>
-        </w:numPr>
-        <w:spacing w:before="100" w:beforeAutospacing="1" w:after="100" w:afterAutospacing="1" w:line="240" w:lineRule="auto"/>
-        <w:rPr>
-          <w:rFonts w:ascii="Times New Roman" w:eastAsia="Times New Roman" w:hAnsi="Times New Roman" w:cs="Times New Roman"/>
-          <w:sz w:val="28"/>
-          <w:szCs w:val="28"/>
-          <w:lang w:eastAsia="ru-RU"/>
-        </w:rPr>
-      </w:pPr>
-      <w:r>
-        <w:rPr>
-          <w:rFonts w:ascii="Times New Roman" w:eastAsia="Times New Roman" w:hAnsi="Times New Roman" w:cs="Times New Roman"/>
-          <w:sz w:val="28"/>
-          <w:szCs w:val="28"/>
-          <w:lang w:eastAsia="ru-RU"/>
-        </w:rPr>
-        <w:t>Y = {Y1, Y2, ...} — множество управляющих воздействий и сигналов обратной связи (подача питания на ТЭН, вывод на дисплей, звуковой сигнал);</w:t>
-      </w:r>
-    </w:p>
-    <w:p>
-      <w:pPr>
-        <w:numPr>
-          <w:ilvl w:val="0"/>
-          <w:numId w:val="6"/>
-        </w:numPr>
-        <w:spacing w:before="100" w:beforeAutospacing="1" w:after="100" w:afterAutospacing="1" w:line="240" w:lineRule="auto"/>
-        <w:rPr>
-          <w:rFonts w:ascii="Times New Roman" w:eastAsia="Times New Roman" w:hAnsi="Times New Roman" w:cs="Times New Roman"/>
-          <w:sz w:val="28"/>
-          <w:szCs w:val="28"/>
-          <w:lang w:eastAsia="ru-RU"/>
-        </w:rPr>
-      </w:pPr>
-      <w:r>
-        <w:rPr>
-          <w:rFonts w:ascii="Times New Roman" w:eastAsia="Times New Roman" w:hAnsi="Times New Roman" w:cs="Times New Roman"/>
-          <w:sz w:val="28"/>
-          <w:szCs w:val="28"/>
-          <w:lang w:eastAsia="ru-RU"/>
-        </w:rPr>
-        <w:t>δ: S × X → S — функция переходов из одного состояния в другое;</w:t>
-      </w:r>
-    </w:p>
-    <w:p>
-      <w:pPr>
-        <w:numPr>
-          <w:ilvl w:val="0"/>
-          <w:numId w:val="6"/>
-        </w:numPr>
-        <w:spacing w:before="100" w:beforeAutospacing="1" w:after="100" w:afterAutospacing="1" w:line="240" w:lineRule="auto"/>
-        <w:rPr>
-          <w:rFonts w:ascii="Times New Roman" w:eastAsia="Times New Roman" w:hAnsi="Times New Roman" w:cs="Times New Roman"/>
-          <w:sz w:val="28"/>
-          <w:szCs w:val="28"/>
-          <w:lang w:eastAsia="ru-RU"/>
-        </w:rPr>
-      </w:pPr>
-      <w:r>
-        <w:rPr>
-          <w:rFonts w:ascii="Times New Roman" w:eastAsia="Times New Roman" w:hAnsi="Times New Roman" w:cs="Times New Roman"/>
-          <w:sz w:val="28"/>
-          <w:szCs w:val="28"/>
-          <w:lang w:eastAsia="ru-RU"/>
-        </w:rPr>
-        <w:t>λ: S × X → Y — функция выходов;</w:t>
-      </w:r>
-    </w:p>
-    <w:p>
-      <w:pPr>
-        <w:numPr>
-          <w:ilvl w:val="0"/>
-          <w:numId w:val="6"/>
-        </w:numPr>
-        <w:spacing w:before="100" w:beforeAutospacing="1" w:after="100" w:afterAutospacing="1" w:line="240" w:lineRule="auto"/>
-        <w:rPr>
-          <w:rFonts w:ascii="Times New Roman" w:eastAsia="Times New Roman" w:hAnsi="Times New Roman" w:cs="Times New Roman"/>
-          <w:sz w:val="28"/>
-          <w:szCs w:val="28"/>
-          <w:lang w:eastAsia="ru-RU"/>
-        </w:rPr>
-      </w:pPr>
-      <w:r>
-        <w:rPr>
-          <w:rFonts w:ascii="Times New Roman" w:eastAsia="Times New Roman" w:hAnsi="Times New Roman" w:cs="Times New Roman"/>
-          <w:sz w:val="28"/>
-          <w:szCs w:val="28"/>
-          <w:lang w:eastAsia="ru-RU"/>
-        </w:rPr>
-        <w:t>S0 — начальное (исходное) состояние системы.</w:t>
-      </w:r>
-    </w:p>
-    <w:p>
-      <w:pPr>
-        <w:spacing w:before="100" w:beforeAutospacing="1" w:after="100" w:afterAutospacing="1" w:line="240" w:lineRule="auto"/>
-        <w:outlineLvl w:val="3"/>
+      </w:pPr>
+      <w:r>
         <w:rPr>
           <w:rFonts w:ascii="Times New Roman" w:eastAsia="Times New Roman" w:hAnsi="Times New Roman" w:cs="Times New Roman"/>
           <w:b/>
@@ -933,7 +1022,10 @@
           <w:szCs w:val="28"/>
           <w:lang w:eastAsia="ru-RU"/>
         </w:rPr>
-      </w:pPr>
+        <w:lastRenderedPageBreak/>
+        <w:t xml:space="preserve">2. Описание текстовой схемы конечного автомата </w:t>
+      </w:r>
+      <w:proofErr w:type="spellStart"/>
       <w:r>
         <w:rPr>
           <w:rFonts w:ascii="Times New Roman" w:eastAsia="Times New Roman" w:hAnsi="Times New Roman" w:cs="Times New Roman"/>
@@ -943,18 +1035,6 @@
           <w:szCs w:val="28"/>
           <w:lang w:eastAsia="ru-RU"/>
         </w:rPr>
-        <w:t xml:space="preserve">2. Описание текстовой схемы конечного автомата </w:t>
-      </w:r>
-      <w:proofErr w:type="spellStart"/>
-      <w:r>
-        <w:rPr>
-          <w:rFonts w:ascii="Times New Roman" w:eastAsia="Times New Roman" w:hAnsi="Times New Roman" w:cs="Times New Roman"/>
-          <w:b/>
-          <w:bCs/>
-          <w:sz w:val="28"/>
-          <w:szCs w:val="28"/>
-          <w:lang w:eastAsia="ru-RU"/>
-        </w:rPr>
         <w:t>мультиварки</w:t>
       </w:r>
       <w:proofErr w:type="spellEnd"/>
@@ -1028,12 +1108,11 @@
           <w:szCs w:val="28"/>
           <w:lang w:eastAsia="ru-RU"/>
         </w:rPr>
-        <w:lastRenderedPageBreak/>
         <w:drawing>
-          <wp:inline distT="0" distB="0" distL="0" distR="0" wp14:anchorId="7E6E84D1" wp14:editId="70EA4D52">
-            <wp:extent cx="5940425" cy="5048885"/>
-            <wp:effectExtent l="0" t="0" r="3175" b="0"/>
-            <wp:docPr id="1" name="Рисунок 1"/>
+          <wp:inline distT="0" distB="0" distL="0" distR="0">
+            <wp:extent cx="6165939" cy="4166870"/>
+            <wp:effectExtent l="0" t="0" r="6350" b="5080"/>
+            <wp:docPr id="2" name="Рисунок 2"/>
             <wp:cNvGraphicFramePr>
               <a:graphicFrameLocks xmlns:a="http://schemas.openxmlformats.org/drawingml/2006/main" noChangeAspect="1"/>
             </wp:cNvGraphicFramePr>
@@ -1041,11 +1120,11 @@
               <a:graphicData uri="http://schemas.openxmlformats.org/drawingml/2006/picture">
                 <pic:pic xmlns:pic="http://schemas.openxmlformats.org/drawingml/2006/picture">
                   <pic:nvPicPr>
-                    <pic:cNvPr id="1" name="Скриншот-20261023-233720.jpg"/>
+                    <pic:cNvPr id="2" name="Diagramma_bez_nazvania_drawio_1.png"/>
                     <pic:cNvPicPr/>
                   </pic:nvPicPr>
                   <pic:blipFill>
-                    <a:blip r:embed="rId5">
+                    <a:blip r:embed="rId5" cstate="print">
                       <a:extLst>
                         <a:ext uri="{28A0092B-C50C-407E-A947-70E740481C1C}">
                           <a14:useLocalDpi xmlns:a14="http://schemas.microsoft.com/office/drawing/2010/main" val="0"/>
@@ -1059,7 +1138,7 @@
                   <pic:spPr>
                     <a:xfrm>
                       <a:off x="0" y="0"/>
-                      <a:ext cx="5940425" cy="5048885"/>
+                      <a:ext cx="6180527" cy="4176729"/>
                     </a:xfrm>
                     <a:prstGeom prst="rect">
                       <a:avLst/>
@@ -1074,687 +1153,553 @@
     </w:p>
     <w:p>
       <w:pPr>
-        <w:spacing w:before="100" w:beforeAutospacing="1" w:after="100" w:afterAutospacing="1" w:line="240" w:lineRule="auto"/>
-        <w:outlineLvl w:val="3"/>
-        <w:rPr>
-          <w:rFonts w:ascii="Times New Roman" w:eastAsia="Times New Roman" w:hAnsi="Times New Roman" w:cs="Times New Roman"/>
+        <w:pStyle w:val="4"/>
+        <w:jc w:val="both"/>
+        <w:rPr>
+          <w:sz w:val="28"/>
+          <w:szCs w:val="28"/>
+        </w:rPr>
+      </w:pPr>
+      <w:r>
+        <w:rPr>
+          <w:sz w:val="28"/>
+          <w:szCs w:val="28"/>
+        </w:rPr>
+        <w:t>3. Расшифровка состояний и логики переходов</w:t>
+      </w:r>
+    </w:p>
+    <w:p>
+      <w:pPr>
+        <w:pStyle w:val="a3"/>
+        <w:numPr>
+          <w:ilvl w:val="0"/>
+          <w:numId w:val="10"/>
+        </w:numPr>
+        <w:jc w:val="both"/>
+        <w:rPr>
+          <w:sz w:val="28"/>
+          <w:szCs w:val="28"/>
+        </w:rPr>
+      </w:pPr>
+      <w:r>
+        <w:rPr>
           <w:b/>
           <w:bCs/>
           <w:sz w:val="28"/>
           <w:szCs w:val="28"/>
-          <w:lang w:eastAsia="ru-RU"/>
-        </w:rPr>
-      </w:pPr>
-      <w:r>
-        <w:rPr>
-          <w:rFonts w:ascii="Times New Roman" w:eastAsia="Times New Roman" w:hAnsi="Times New Roman" w:cs="Times New Roman"/>
+        </w:rPr>
+        <w:t xml:space="preserve">S0 — Начальное состояние (Ожидание / Покой / </w:t>
+      </w:r>
+      <w:proofErr w:type="spellStart"/>
+      <w:r>
+        <w:rPr>
           <w:b/>
           <w:bCs/>
           <w:sz w:val="28"/>
           <w:szCs w:val="28"/>
-          <w:lang w:eastAsia="ru-RU"/>
-        </w:rPr>
-        <w:t>Расшифровка состояний системы (S)</w:t>
-      </w:r>
-    </w:p>
-    <w:p>
-      <w:pPr>
+        </w:rPr>
+        <w:t>Idle</w:t>
+      </w:r>
+      <w:proofErr w:type="spellEnd"/>
+      <w:r>
+        <w:rPr>
+          <w:b/>
+          <w:bCs/>
+          <w:sz w:val="28"/>
+          <w:szCs w:val="28"/>
+        </w:rPr>
+        <w:t>):</w:t>
+      </w:r>
+    </w:p>
+    <w:p>
+      <w:pPr>
+        <w:pStyle w:val="a3"/>
+        <w:numPr>
+          <w:ilvl w:val="1"/>
+          <w:numId w:val="10"/>
+        </w:numPr>
+        <w:jc w:val="both"/>
+        <w:rPr>
+          <w:sz w:val="28"/>
+          <w:szCs w:val="28"/>
+        </w:rPr>
+      </w:pPr>
+      <w:r>
+        <w:rPr>
+          <w:sz w:val="28"/>
+          <w:szCs w:val="28"/>
+        </w:rPr>
+        <w:t>Единая центральная точка входа и возврата системы. Находится в этом состоянии сразу после подачи питания или выполнения успешного сброса (СК). В S0 ведут все дуги сброса и отмены из состояний S1, S2, S3, S4, а также дуга устранения ошибки из S5.</w:t>
+      </w:r>
+    </w:p>
+    <w:p>
+      <w:pPr>
+        <w:pStyle w:val="a3"/>
+        <w:numPr>
+          <w:ilvl w:val="1"/>
+          <w:numId w:val="10"/>
+        </w:numPr>
+        <w:jc w:val="both"/>
+        <w:rPr>
+          <w:sz w:val="28"/>
+          <w:szCs w:val="28"/>
+        </w:rPr>
+      </w:pPr>
+      <w:r>
+        <w:rPr>
+          <w:b/>
+          <w:bCs/>
+          <w:sz w:val="28"/>
+          <w:szCs w:val="28"/>
+        </w:rPr>
+        <w:t>Состояние исполнительных органов:</w:t>
+      </w:r>
+      <w:r>
+        <w:rPr>
+          <w:sz w:val="28"/>
+          <w:szCs w:val="28"/>
+        </w:rPr>
+        <w:t xml:space="preserve"> Нагревательный элемент (ТЭН) обесточен, дисплей отображает текущее время или символ готовности.</w:t>
+      </w:r>
+    </w:p>
+    <w:p>
+      <w:pPr>
+        <w:pStyle w:val="a3"/>
         <w:numPr>
           <w:ilvl w:val="0"/>
-          <w:numId w:val="7"/>
+          <w:numId w:val="10"/>
         </w:numPr>
-        <w:spacing w:before="100" w:beforeAutospacing="1" w:after="100" w:afterAutospacing="1" w:line="240" w:lineRule="auto"/>
-        <w:rPr>
-          <w:rFonts w:ascii="Times New Roman" w:eastAsia="Times New Roman" w:hAnsi="Times New Roman" w:cs="Times New Roman"/>
-          <w:sz w:val="28"/>
-          <w:szCs w:val="28"/>
-          <w:lang w:eastAsia="ru-RU"/>
-        </w:rPr>
-      </w:pPr>
-      <w:r>
-        <w:rPr>
-          <w:rFonts w:ascii="Times New Roman" w:eastAsia="Times New Roman" w:hAnsi="Times New Roman" w:cs="Times New Roman"/>
+        <w:jc w:val="both"/>
+        <w:rPr>
+          <w:sz w:val="28"/>
+          <w:szCs w:val="28"/>
+        </w:rPr>
+      </w:pPr>
+      <w:r>
+        <w:rPr>
           <w:b/>
           <w:bCs/>
           <w:sz w:val="28"/>
           <w:szCs w:val="28"/>
-          <w:lang w:eastAsia="ru-RU"/>
-        </w:rPr>
-        <w:t>S0 — Начальное состояние (Ожидание / Покой):</w:t>
-      </w:r>
-    </w:p>
-    <w:p>
-      <w:pPr>
+        </w:rPr>
+        <w:t>S1 — Ожидание ввода режима работы (Выбор меню):</w:t>
+      </w:r>
+    </w:p>
+    <w:p>
+      <w:pPr>
+        <w:pStyle w:val="a3"/>
         <w:numPr>
           <w:ilvl w:val="1"/>
-          <w:numId w:val="7"/>
+          <w:numId w:val="10"/>
         </w:numPr>
-        <w:spacing w:before="100" w:beforeAutospacing="1" w:after="100" w:afterAutospacing="1" w:line="240" w:lineRule="auto"/>
-        <w:rPr>
-          <w:rFonts w:ascii="Times New Roman" w:eastAsia="Times New Roman" w:hAnsi="Times New Roman" w:cs="Times New Roman"/>
-          <w:sz w:val="28"/>
-          <w:szCs w:val="28"/>
-          <w:lang w:eastAsia="ru-RU"/>
-        </w:rPr>
-      </w:pPr>
-      <w:r>
-        <w:rPr>
-          <w:rFonts w:ascii="Times New Roman" w:eastAsia="Times New Roman" w:hAnsi="Times New Roman" w:cs="Times New Roman"/>
-          <w:sz w:val="28"/>
-          <w:szCs w:val="28"/>
-          <w:lang w:eastAsia="ru-RU"/>
-        </w:rPr>
-        <w:t>Система находится в этом состоянии сразу после включения сетевого питания или выполнения сброса (СК — самодиагностика прошла успешно).</w:t>
-      </w:r>
-    </w:p>
-    <w:p>
-      <w:pPr>
+        <w:jc w:val="both"/>
+        <w:rPr>
+          <w:sz w:val="28"/>
+          <w:szCs w:val="28"/>
+        </w:rPr>
+      </w:pPr>
+      <w:r>
+        <w:rPr>
+          <w:sz w:val="28"/>
+          <w:szCs w:val="28"/>
+        </w:rPr>
+        <w:t>Переход S0 -&gt; S1 происходит при нажатии кнопки «Меню». Пользователь выбирает автоматическую программу.</w:t>
+      </w:r>
+    </w:p>
+    <w:p>
+      <w:pPr>
+        <w:pStyle w:val="a3"/>
         <w:numPr>
           <w:ilvl w:val="1"/>
-          <w:numId w:val="7"/>
+          <w:numId w:val="10"/>
         </w:numPr>
-        <w:spacing w:before="100" w:beforeAutospacing="1" w:after="100" w:afterAutospacing="1" w:line="240" w:lineRule="auto"/>
-        <w:rPr>
-          <w:rFonts w:ascii="Times New Roman" w:eastAsia="Times New Roman" w:hAnsi="Times New Roman" w:cs="Times New Roman"/>
-          <w:sz w:val="28"/>
-          <w:szCs w:val="28"/>
-          <w:lang w:eastAsia="ru-RU"/>
-        </w:rPr>
-      </w:pPr>
-      <w:r>
-        <w:rPr>
-          <w:rFonts w:ascii="Times New Roman" w:eastAsia="Times New Roman" w:hAnsi="Times New Roman" w:cs="Times New Roman"/>
+        <w:jc w:val="both"/>
+        <w:rPr>
+          <w:sz w:val="28"/>
+          <w:szCs w:val="28"/>
+        </w:rPr>
+      </w:pPr>
+      <w:r>
+        <w:rPr>
           <w:b/>
           <w:bCs/>
           <w:sz w:val="28"/>
           <w:szCs w:val="28"/>
-          <w:lang w:eastAsia="ru-RU"/>
         </w:rPr>
         <w:t>Состояние исполнительных органов:</w:t>
       </w:r>
       <w:r>
         <w:rPr>
-          <w:rFonts w:ascii="Times New Roman" w:eastAsia="Times New Roman" w:hAnsi="Times New Roman" w:cs="Times New Roman"/>
-          <w:sz w:val="28"/>
-          <w:szCs w:val="28"/>
-          <w:lang w:eastAsia="ru-RU"/>
-        </w:rPr>
-        <w:t xml:space="preserve"> Нагревательный элемент (ТЭН) обесточен. Дисплей отображает текущее время или символ готовности.</w:t>
-      </w:r>
-    </w:p>
-    <w:p>
-      <w:pPr>
+          <w:sz w:val="28"/>
+          <w:szCs w:val="28"/>
+        </w:rPr>
+        <w:t xml:space="preserve"> ТЭН выключен, индикатор программы мигает.</w:t>
+      </w:r>
+    </w:p>
+    <w:p>
+      <w:pPr>
+        <w:pStyle w:val="a3"/>
         <w:numPr>
           <w:ilvl w:val="0"/>
-          <w:numId w:val="7"/>
+          <w:numId w:val="10"/>
         </w:numPr>
-        <w:spacing w:before="100" w:beforeAutospacing="1" w:after="100" w:afterAutospacing="1" w:line="240" w:lineRule="auto"/>
-        <w:rPr>
-          <w:rFonts w:ascii="Times New Roman" w:eastAsia="Times New Roman" w:hAnsi="Times New Roman" w:cs="Times New Roman"/>
-          <w:sz w:val="28"/>
-          <w:szCs w:val="28"/>
-          <w:lang w:eastAsia="ru-RU"/>
-        </w:rPr>
-      </w:pPr>
-      <w:r>
-        <w:rPr>
-          <w:rFonts w:ascii="Times New Roman" w:eastAsia="Times New Roman" w:hAnsi="Times New Roman" w:cs="Times New Roman"/>
+        <w:jc w:val="both"/>
+        <w:rPr>
+          <w:sz w:val="28"/>
+          <w:szCs w:val="28"/>
+        </w:rPr>
+      </w:pPr>
+      <w:r>
+        <w:rPr>
           <w:b/>
           <w:bCs/>
           <w:sz w:val="28"/>
           <w:szCs w:val="28"/>
-          <w:lang w:eastAsia="ru-RU"/>
-        </w:rPr>
-        <w:t>S1 — Ожидание ввода режима работы (Выбор программы):</w:t>
-      </w:r>
-    </w:p>
-    <w:p>
-      <w:pPr>
+        </w:rPr>
+        <w:t>S2 — Режим активного приготовления (Нагрев):</w:t>
+      </w:r>
+    </w:p>
+    <w:p>
+      <w:pPr>
+        <w:pStyle w:val="a3"/>
         <w:numPr>
           <w:ilvl w:val="1"/>
-          <w:numId w:val="7"/>
+          <w:numId w:val="10"/>
         </w:numPr>
-        <w:spacing w:before="100" w:beforeAutospacing="1" w:after="100" w:afterAutospacing="1" w:line="240" w:lineRule="auto"/>
-        <w:rPr>
-          <w:rFonts w:ascii="Times New Roman" w:eastAsia="Times New Roman" w:hAnsi="Times New Roman" w:cs="Times New Roman"/>
-          <w:sz w:val="28"/>
-          <w:szCs w:val="28"/>
-          <w:lang w:eastAsia="ru-RU"/>
-        </w:rPr>
-      </w:pPr>
-      <w:r>
-        <w:rPr>
-          <w:rFonts w:ascii="Times New Roman" w:eastAsia="Times New Roman" w:hAnsi="Times New Roman" w:cs="Times New Roman"/>
-          <w:sz w:val="28"/>
-          <w:szCs w:val="28"/>
-          <w:lang w:eastAsia="ru-RU"/>
-        </w:rPr>
-        <w:t>Переход S0 → S1 происходит при считывании сигнала от органов управления (выбор пункта меню).</w:t>
-      </w:r>
-    </w:p>
-    <w:p>
-      <w:pPr>
+        <w:jc w:val="both"/>
+        <w:rPr>
+          <w:sz w:val="28"/>
+          <w:szCs w:val="28"/>
+        </w:rPr>
+      </w:pPr>
+      <w:r>
+        <w:rPr>
+          <w:sz w:val="28"/>
+          <w:szCs w:val="28"/>
+        </w:rPr>
+        <w:lastRenderedPageBreak/>
+        <w:t>Переход S1 -&gt; S2 осуществляется при одновременном выполнении условий: X1 (крышка заблокирована/закрыта) и X2 (нажата кнопка «Старт»).</w:t>
+      </w:r>
+    </w:p>
+    <w:p>
+      <w:pPr>
+        <w:pStyle w:val="a3"/>
         <w:numPr>
           <w:ilvl w:val="1"/>
-          <w:numId w:val="7"/>
+          <w:numId w:val="10"/>
         </w:numPr>
-        <w:spacing w:before="100" w:beforeAutospacing="1" w:after="100" w:afterAutospacing="1" w:line="240" w:lineRule="auto"/>
-        <w:rPr>
-          <w:rFonts w:ascii="Times New Roman" w:eastAsia="Times New Roman" w:hAnsi="Times New Roman" w:cs="Times New Roman"/>
-          <w:sz w:val="28"/>
-          <w:szCs w:val="28"/>
-          <w:lang w:eastAsia="ru-RU"/>
-        </w:rPr>
-      </w:pPr>
-      <w:r>
-        <w:rPr>
-          <w:rFonts w:ascii="Times New Roman" w:eastAsia="Times New Roman" w:hAnsi="Times New Roman" w:cs="Times New Roman"/>
-          <w:sz w:val="28"/>
-          <w:szCs w:val="28"/>
-          <w:lang w:eastAsia="ru-RU"/>
-        </w:rPr>
-        <w:t>Пользователь устанавливает тип блюда («Тушение», «Варка», «Выпечка» и т.д.).</w:t>
-      </w:r>
-    </w:p>
-    <w:p>
-      <w:pPr>
+        <w:jc w:val="both"/>
+        <w:rPr>
+          <w:sz w:val="28"/>
+          <w:szCs w:val="28"/>
+        </w:rPr>
+      </w:pPr>
+      <w:r>
+        <w:rPr>
+          <w:b/>
+          <w:bCs/>
+          <w:sz w:val="28"/>
+          <w:szCs w:val="28"/>
+        </w:rPr>
+        <w:t>Состояние исполнительных органов:</w:t>
+      </w:r>
+      <w:r>
+        <w:rPr>
+          <w:sz w:val="28"/>
+          <w:szCs w:val="28"/>
+        </w:rPr>
+        <w:t xml:space="preserve"> ТЭН работает в активном режиме, запущен обратный отсчет таймера. При таймере, равном 0, происходит автоматический переход в режим </w:t>
+      </w:r>
+      <w:proofErr w:type="spellStart"/>
+      <w:r>
+        <w:rPr>
+          <w:sz w:val="28"/>
+          <w:szCs w:val="28"/>
+        </w:rPr>
+        <w:t>автоподогрева</w:t>
+      </w:r>
+      <w:proofErr w:type="spellEnd"/>
+      <w:r>
+        <w:rPr>
+          <w:sz w:val="28"/>
+          <w:szCs w:val="28"/>
+        </w:rPr>
+        <w:t xml:space="preserve"> (S3).</w:t>
+      </w:r>
+    </w:p>
+    <w:p>
+      <w:pPr>
+        <w:pStyle w:val="a3"/>
+        <w:numPr>
+          <w:ilvl w:val="0"/>
+          <w:numId w:val="10"/>
+        </w:numPr>
+        <w:jc w:val="both"/>
+        <w:rPr>
+          <w:sz w:val="28"/>
+          <w:szCs w:val="28"/>
+        </w:rPr>
+      </w:pPr>
+      <w:r>
+        <w:rPr>
+          <w:b/>
+          <w:bCs/>
+          <w:sz w:val="28"/>
+          <w:szCs w:val="28"/>
+        </w:rPr>
+        <w:t>S3 — Режим поддержания температуры (</w:t>
+      </w:r>
+      <w:proofErr w:type="spellStart"/>
+      <w:r>
+        <w:rPr>
+          <w:b/>
+          <w:bCs/>
+          <w:sz w:val="28"/>
+          <w:szCs w:val="28"/>
+        </w:rPr>
+        <w:t>Автоподогрев</w:t>
+      </w:r>
+      <w:proofErr w:type="spellEnd"/>
+      <w:r>
+        <w:rPr>
+          <w:b/>
+          <w:bCs/>
+          <w:sz w:val="28"/>
+          <w:szCs w:val="28"/>
+        </w:rPr>
+        <w:t xml:space="preserve"> 70–75 °С):</w:t>
+      </w:r>
+    </w:p>
+    <w:p>
+      <w:pPr>
+        <w:pStyle w:val="a3"/>
         <w:numPr>
           <w:ilvl w:val="1"/>
-          <w:numId w:val="7"/>
+          <w:numId w:val="10"/>
         </w:numPr>
-        <w:spacing w:before="100" w:beforeAutospacing="1" w:after="100" w:afterAutospacing="1" w:line="240" w:lineRule="auto"/>
-        <w:rPr>
-          <w:rFonts w:ascii="Times New Roman" w:eastAsia="Times New Roman" w:hAnsi="Times New Roman" w:cs="Times New Roman"/>
-          <w:sz w:val="28"/>
-          <w:szCs w:val="28"/>
-          <w:lang w:eastAsia="ru-RU"/>
-        </w:rPr>
-      </w:pPr>
-      <w:r>
-        <w:rPr>
-          <w:rFonts w:ascii="Times New Roman" w:eastAsia="Times New Roman" w:hAnsi="Times New Roman" w:cs="Times New Roman"/>
+        <w:jc w:val="both"/>
+        <w:rPr>
+          <w:sz w:val="28"/>
+          <w:szCs w:val="28"/>
+        </w:rPr>
+      </w:pPr>
+      <w:r>
+        <w:rPr>
+          <w:sz w:val="28"/>
+          <w:szCs w:val="28"/>
+        </w:rPr>
+        <w:t>Переход S2 -&gt; S3 происходит автоматически по окончании готовки. ТЭН переводится в импульсный режим для поддержания температуры.</w:t>
+      </w:r>
+    </w:p>
+    <w:p>
+      <w:pPr>
+        <w:pStyle w:val="a3"/>
+        <w:numPr>
+          <w:ilvl w:val="1"/>
+          <w:numId w:val="10"/>
+        </w:numPr>
+        <w:jc w:val="both"/>
+        <w:rPr>
+          <w:sz w:val="28"/>
+          <w:szCs w:val="28"/>
+        </w:rPr>
+      </w:pPr>
+      <w:r>
+        <w:rPr>
+          <w:sz w:val="28"/>
+          <w:szCs w:val="28"/>
+        </w:rPr>
+        <w:t>Из S3 возможен штатный переход в S0 (по кнопке «Отмена»), в S4 (для ручной подстройки) или экстренный уход в S5 (при сбое).</w:t>
+      </w:r>
+    </w:p>
+    <w:p>
+      <w:pPr>
+        <w:pStyle w:val="a3"/>
+        <w:numPr>
+          <w:ilvl w:val="0"/>
+          <w:numId w:val="10"/>
+        </w:numPr>
+        <w:jc w:val="both"/>
+        <w:rPr>
+          <w:sz w:val="28"/>
+          <w:szCs w:val="28"/>
+        </w:rPr>
+      </w:pPr>
+      <w:r>
+        <w:rPr>
           <w:b/>
           <w:bCs/>
           <w:sz w:val="28"/>
           <w:szCs w:val="28"/>
-          <w:lang w:eastAsia="ru-RU"/>
-        </w:rPr>
-        <w:t>Состояние исполнительных органов:</w:t>
-      </w:r>
-      <w:r>
-        <w:rPr>
-          <w:rFonts w:ascii="Times New Roman" w:eastAsia="Times New Roman" w:hAnsi="Times New Roman" w:cs="Times New Roman"/>
-          <w:sz w:val="28"/>
-          <w:szCs w:val="28"/>
-          <w:lang w:eastAsia="ru-RU"/>
-        </w:rPr>
-        <w:t xml:space="preserve"> ТЭН выключен, индикатор программы мигает.</w:t>
-      </w:r>
-    </w:p>
-    <w:p>
-      <w:pPr>
+        </w:rPr>
+        <w:t>S4 — Ручная коррекция / Настройка параметров:</w:t>
+      </w:r>
+    </w:p>
+    <w:p>
+      <w:pPr>
+        <w:pStyle w:val="a3"/>
+        <w:numPr>
+          <w:ilvl w:val="1"/>
+          <w:numId w:val="10"/>
+        </w:numPr>
+        <w:jc w:val="both"/>
+        <w:rPr>
+          <w:sz w:val="28"/>
+          <w:szCs w:val="28"/>
+        </w:rPr>
+      </w:pPr>
+      <w:r>
+        <w:rPr>
+          <w:sz w:val="28"/>
+          <w:szCs w:val="28"/>
+        </w:rPr>
+        <w:t>Вход в S4 возможен из S1 (выбор пользовательских настроек до пуска), а также непосредственно «на ходу» из рабочих режимов S2 и S3. Позволяет скорректировать время или температуру без полного сброса программы. После завершения ввода параметры сохраняются с возвратом в рабочий процесс.</w:t>
+      </w:r>
+    </w:p>
+    <w:p>
+      <w:pPr>
+        <w:pStyle w:val="a3"/>
         <w:numPr>
           <w:ilvl w:val="0"/>
-          <w:numId w:val="7"/>
+          <w:numId w:val="10"/>
         </w:numPr>
-        <w:spacing w:before="100" w:beforeAutospacing="1" w:after="100" w:afterAutospacing="1" w:line="240" w:lineRule="auto"/>
-        <w:rPr>
-          <w:rFonts w:ascii="Times New Roman" w:eastAsia="Times New Roman" w:hAnsi="Times New Roman" w:cs="Times New Roman"/>
-          <w:sz w:val="28"/>
-          <w:szCs w:val="28"/>
-          <w:lang w:eastAsia="ru-RU"/>
-        </w:rPr>
-      </w:pPr>
-      <w:r>
-        <w:rPr>
-          <w:rFonts w:ascii="Times New Roman" w:eastAsia="Times New Roman" w:hAnsi="Times New Roman" w:cs="Times New Roman"/>
+        <w:jc w:val="both"/>
+        <w:rPr>
+          <w:sz w:val="28"/>
+          <w:szCs w:val="28"/>
+        </w:rPr>
+      </w:pPr>
+      <w:r>
+        <w:rPr>
           <w:b/>
           <w:bCs/>
           <w:sz w:val="28"/>
           <w:szCs w:val="28"/>
-          <w:lang w:eastAsia="ru-RU"/>
-        </w:rPr>
-        <w:t>S2 — Режим активного приготовления:</w:t>
-      </w:r>
-    </w:p>
-    <w:p>
-      <w:pPr>
+        </w:rPr>
+        <w:t>S5 — Аварийный режим / Защита (</w:t>
+      </w:r>
+      <w:proofErr w:type="spellStart"/>
+      <w:r>
+        <w:rPr>
+          <w:b/>
+          <w:bCs/>
+          <w:sz w:val="28"/>
+          <w:szCs w:val="28"/>
+        </w:rPr>
+        <w:t>Error</w:t>
+      </w:r>
+      <w:proofErr w:type="spellEnd"/>
+      <w:r>
+        <w:rPr>
+          <w:b/>
+          <w:bCs/>
+          <w:sz w:val="28"/>
+          <w:szCs w:val="28"/>
+        </w:rPr>
+        <w:t xml:space="preserve"> / </w:t>
+      </w:r>
+      <w:proofErr w:type="spellStart"/>
+      <w:r>
+        <w:rPr>
+          <w:b/>
+          <w:bCs/>
+          <w:sz w:val="28"/>
+          <w:szCs w:val="28"/>
+        </w:rPr>
+        <w:t>Safety</w:t>
+      </w:r>
+      <w:proofErr w:type="spellEnd"/>
+      <w:r>
+        <w:rPr>
+          <w:b/>
+          <w:bCs/>
+          <w:sz w:val="28"/>
+          <w:szCs w:val="28"/>
+        </w:rPr>
+        <w:t>):</w:t>
+      </w:r>
+    </w:p>
+    <w:p>
+      <w:pPr>
+        <w:pStyle w:val="a3"/>
         <w:numPr>
           <w:ilvl w:val="1"/>
-          <w:numId w:val="7"/>
+          <w:numId w:val="10"/>
         </w:numPr>
-        <w:spacing w:before="100" w:beforeAutospacing="1" w:after="100" w:afterAutospacing="1" w:line="240" w:lineRule="auto"/>
-        <w:rPr>
-          <w:rFonts w:ascii="Times New Roman" w:eastAsia="Times New Roman" w:hAnsi="Times New Roman" w:cs="Times New Roman"/>
-          <w:sz w:val="28"/>
-          <w:szCs w:val="28"/>
-          <w:lang w:eastAsia="ru-RU"/>
-        </w:rPr>
-      </w:pPr>
-      <w:r>
-        <w:rPr>
-          <w:rFonts w:ascii="Times New Roman" w:eastAsia="Times New Roman" w:hAnsi="Times New Roman" w:cs="Times New Roman"/>
-          <w:sz w:val="28"/>
-          <w:szCs w:val="28"/>
-          <w:lang w:eastAsia="ru-RU"/>
-        </w:rPr>
-        <w:t>Переход S1 → S2 выполняется при логическом условии:</w:t>
-      </w:r>
-    </w:p>
-    <w:p>
-      <w:pPr>
-        <w:numPr>
-          <w:ilvl w:val="2"/>
-          <w:numId w:val="7"/>
-        </w:numPr>
-        <w:spacing w:before="100" w:beforeAutospacing="1" w:after="100" w:afterAutospacing="1" w:line="240" w:lineRule="auto"/>
-        <w:rPr>
-          <w:rFonts w:ascii="Times New Roman" w:eastAsia="Times New Roman" w:hAnsi="Times New Roman" w:cs="Times New Roman"/>
-          <w:sz w:val="28"/>
-          <w:szCs w:val="28"/>
-          <w:lang w:eastAsia="ru-RU"/>
-        </w:rPr>
-      </w:pPr>
-      <w:r>
-        <w:rPr>
-          <w:rFonts w:ascii="Times New Roman" w:eastAsia="Times New Roman" w:hAnsi="Times New Roman" w:cs="Times New Roman"/>
-          <w:sz w:val="28"/>
-          <w:szCs w:val="28"/>
-          <w:lang w:eastAsia="ru-RU"/>
-        </w:rPr>
-        <w:lastRenderedPageBreak/>
-        <w:t>X1 — датчик положения фиксирует, что крышка/дверка закрыта;</w:t>
-      </w:r>
-    </w:p>
-    <w:p>
-      <w:pPr>
-        <w:numPr>
-          <w:ilvl w:val="2"/>
-          <w:numId w:val="7"/>
-        </w:numPr>
-        <w:spacing w:before="100" w:beforeAutospacing="1" w:after="100" w:afterAutospacing="1" w:line="240" w:lineRule="auto"/>
-        <w:rPr>
-          <w:rFonts w:ascii="Times New Roman" w:eastAsia="Times New Roman" w:hAnsi="Times New Roman" w:cs="Times New Roman"/>
-          <w:sz w:val="28"/>
-          <w:szCs w:val="28"/>
-          <w:lang w:eastAsia="ru-RU"/>
-        </w:rPr>
-      </w:pPr>
-      <w:r>
-        <w:rPr>
-          <w:rFonts w:ascii="Times New Roman" w:eastAsia="Times New Roman" w:hAnsi="Times New Roman" w:cs="Times New Roman"/>
-          <w:sz w:val="28"/>
-          <w:szCs w:val="28"/>
-          <w:lang w:eastAsia="ru-RU"/>
-        </w:rPr>
-        <w:t>X2 — зарегистрировано удержание кнопки «Старт» (не менее 2 сек).</w:t>
-      </w:r>
-    </w:p>
-    <w:p>
-      <w:pPr>
+        <w:jc w:val="both"/>
+        <w:rPr>
+          <w:sz w:val="28"/>
+          <w:szCs w:val="28"/>
+        </w:rPr>
+      </w:pPr>
+      <w:r>
+        <w:rPr>
+          <w:sz w:val="28"/>
+          <w:szCs w:val="28"/>
+        </w:rPr>
+        <w:t xml:space="preserve">Универсальный узел защиты. В состояние S5 предусмотрен прямой переход из </w:t>
+      </w:r>
+      <w:r>
+        <w:rPr>
+          <w:b/>
+          <w:bCs/>
+          <w:sz w:val="28"/>
+          <w:szCs w:val="28"/>
+        </w:rPr>
+        <w:t>абсолютно любого</w:t>
+      </w:r>
+      <w:r>
+        <w:rPr>
+          <w:sz w:val="28"/>
+          <w:szCs w:val="28"/>
+        </w:rPr>
+        <w:t xml:space="preserve"> состояния (S0, S1, S2, S3, S4) при срабатывании защиты от детей, критическом перегреве (выше 175 °C), коротком замыкании термодатчика или залипании клавиш.</w:t>
+      </w:r>
+    </w:p>
+    <w:p>
+      <w:pPr>
+        <w:pStyle w:val="a3"/>
         <w:numPr>
           <w:ilvl w:val="1"/>
-          <w:numId w:val="7"/>
+          <w:numId w:val="10"/>
         </w:numPr>
-        <w:spacing w:before="100" w:beforeAutospacing="1" w:after="100" w:afterAutospacing="1" w:line="240" w:lineRule="auto"/>
-        <w:rPr>
-          <w:rFonts w:ascii="Times New Roman" w:eastAsia="Times New Roman" w:hAnsi="Times New Roman" w:cs="Times New Roman"/>
-          <w:sz w:val="28"/>
-          <w:szCs w:val="28"/>
-          <w:lang w:eastAsia="ru-RU"/>
-        </w:rPr>
-      </w:pPr>
-      <w:r>
-        <w:rPr>
-          <w:rFonts w:ascii="Times New Roman" w:eastAsia="Times New Roman" w:hAnsi="Times New Roman" w:cs="Times New Roman"/>
+        <w:jc w:val="both"/>
+        <w:rPr>
+          <w:sz w:val="28"/>
+          <w:szCs w:val="28"/>
+        </w:rPr>
+      </w:pPr>
+      <w:r>
+        <w:rPr>
           <w:b/>
           <w:bCs/>
           <w:sz w:val="28"/>
           <w:szCs w:val="28"/>
-          <w:lang w:eastAsia="ru-RU"/>
         </w:rPr>
         <w:t>Состояние исполнительных органов:</w:t>
       </w:r>
       <w:r>
         <w:rPr>
-          <w:rFonts w:ascii="Times New Roman" w:eastAsia="Times New Roman" w:hAnsi="Times New Roman" w:cs="Times New Roman"/>
-          <w:sz w:val="28"/>
-          <w:szCs w:val="28"/>
-          <w:lang w:eastAsia="ru-RU"/>
-        </w:rPr>
-        <w:t xml:space="preserve"> На ТЭН подается питание, включается отсчет таймера приготовления, на дисплее отображается оставшееся время.</w:t>
-      </w:r>
-    </w:p>
-    <w:p>
-      <w:pPr>
-        <w:numPr>
-          <w:ilvl w:val="0"/>
-          <w:numId w:val="7"/>
-        </w:numPr>
-        <w:spacing w:before="100" w:beforeAutospacing="1" w:after="100" w:afterAutospacing="1" w:line="240" w:lineRule="auto"/>
-        <w:rPr>
-          <w:rFonts w:ascii="Times New Roman" w:eastAsia="Times New Roman" w:hAnsi="Times New Roman" w:cs="Times New Roman"/>
-          <w:sz w:val="28"/>
-          <w:szCs w:val="28"/>
-          <w:lang w:eastAsia="ru-RU"/>
-        </w:rPr>
-      </w:pPr>
-      <w:r>
-        <w:rPr>
-          <w:rFonts w:ascii="Times New Roman" w:eastAsia="Times New Roman" w:hAnsi="Times New Roman" w:cs="Times New Roman"/>
-          <w:b/>
-          <w:bCs/>
-          <w:sz w:val="28"/>
-          <w:szCs w:val="28"/>
-          <w:lang w:eastAsia="ru-RU"/>
-        </w:rPr>
-        <w:t>S3 — Режим поддержания температуры (</w:t>
+          <w:sz w:val="28"/>
+          <w:szCs w:val="28"/>
+        </w:rPr>
+        <w:t xml:space="preserve"> Силовой блок мгновенно обесточивает ТЭН, выдается непрерывный звуковой сигнал и код ошибки (</w:t>
       </w:r>
       <w:proofErr w:type="spellStart"/>
       <w:r>
         <w:rPr>
-          <w:rFonts w:ascii="Times New Roman" w:eastAsia="Times New Roman" w:hAnsi="Times New Roman" w:cs="Times New Roman"/>
-          <w:b/>
-          <w:bCs/>
-          <w:sz w:val="28"/>
-          <w:szCs w:val="28"/>
-          <w:lang w:eastAsia="ru-RU"/>
-        </w:rPr>
-        <w:t>Автоподогрев</w:t>
+          <w:sz w:val="28"/>
+          <w:szCs w:val="28"/>
+        </w:rPr>
+        <w:t>Err</w:t>
       </w:r>
       <w:proofErr w:type="spellEnd"/>
       <w:r>
         <w:rPr>
-          <w:rFonts w:ascii="Times New Roman" w:eastAsia="Times New Roman" w:hAnsi="Times New Roman" w:cs="Times New Roman"/>
-          <w:b/>
-          <w:bCs/>
-          <w:sz w:val="28"/>
-          <w:szCs w:val="28"/>
-          <w:lang w:eastAsia="ru-RU"/>
-        </w:rPr>
-        <w:t>):</w:t>
-      </w:r>
-    </w:p>
-    <w:p>
-      <w:pPr>
-        <w:numPr>
-          <w:ilvl w:val="1"/>
-          <w:numId w:val="7"/>
-        </w:numPr>
-        <w:spacing w:before="100" w:beforeAutospacing="1" w:after="100" w:afterAutospacing="1" w:line="240" w:lineRule="auto"/>
-        <w:rPr>
-          <w:rFonts w:ascii="Times New Roman" w:eastAsia="Times New Roman" w:hAnsi="Times New Roman" w:cs="Times New Roman"/>
-          <w:sz w:val="28"/>
-          <w:szCs w:val="28"/>
-          <w:lang w:eastAsia="ru-RU"/>
-        </w:rPr>
-      </w:pPr>
-      <w:r>
-        <w:rPr>
-          <w:rFonts w:ascii="Times New Roman" w:eastAsia="Times New Roman" w:hAnsi="Times New Roman" w:cs="Times New Roman"/>
-          <w:sz w:val="28"/>
-          <w:szCs w:val="28"/>
-          <w:lang w:eastAsia="ru-RU"/>
-        </w:rPr>
-        <w:t xml:space="preserve">Переход S2 → S3 выполняется </w:t>
-      </w:r>
-      <w:r>
-        <w:rPr>
-          <w:rFonts w:ascii="Times New Roman" w:eastAsia="Times New Roman" w:hAnsi="Times New Roman" w:cs="Times New Roman"/>
-          <w:b/>
-          <w:bCs/>
-          <w:sz w:val="28"/>
-          <w:szCs w:val="28"/>
-          <w:lang w:eastAsia="ru-RU"/>
-        </w:rPr>
-        <w:t>автоматически</w:t>
-      </w:r>
-      <w:r>
-        <w:rPr>
-          <w:rFonts w:ascii="Times New Roman" w:eastAsia="Times New Roman" w:hAnsi="Times New Roman" w:cs="Times New Roman"/>
-          <w:sz w:val="28"/>
-          <w:szCs w:val="28"/>
-          <w:lang w:eastAsia="ru-RU"/>
-        </w:rPr>
-        <w:t xml:space="preserve"> после завершения установленного таймера приготовления (Таймер = 0).</w:t>
-      </w:r>
-    </w:p>
-    <w:p>
-      <w:pPr>
-        <w:numPr>
-          <w:ilvl w:val="1"/>
-          <w:numId w:val="7"/>
-        </w:numPr>
-        <w:spacing w:before="100" w:beforeAutospacing="1" w:after="100" w:afterAutospacing="1" w:line="240" w:lineRule="auto"/>
-        <w:rPr>
-          <w:rFonts w:ascii="Times New Roman" w:eastAsia="Times New Roman" w:hAnsi="Times New Roman" w:cs="Times New Roman"/>
-          <w:sz w:val="28"/>
-          <w:szCs w:val="28"/>
-          <w:lang w:eastAsia="ru-RU"/>
-        </w:rPr>
-      </w:pPr>
-      <w:r>
-        <w:rPr>
-          <w:rFonts w:ascii="Times New Roman" w:eastAsia="Times New Roman" w:hAnsi="Times New Roman" w:cs="Times New Roman"/>
-          <w:b/>
-          <w:bCs/>
-          <w:sz w:val="28"/>
-          <w:szCs w:val="28"/>
-          <w:lang w:eastAsia="ru-RU"/>
-        </w:rPr>
-        <w:t>Состояние исполнительных органов:</w:t>
-      </w:r>
-      <w:r>
-        <w:rPr>
-          <w:rFonts w:ascii="Times New Roman" w:eastAsia="Times New Roman" w:hAnsi="Times New Roman" w:cs="Times New Roman"/>
-          <w:sz w:val="28"/>
-          <w:szCs w:val="28"/>
-          <w:lang w:eastAsia="ru-RU"/>
-        </w:rPr>
-        <w:t xml:space="preserve"> ТЭН работает в импульсном режиме для поддержания температуры в диапазоне 70–75°C, на дисплее горит индикатор подогрева. Возврат в S0 осуществляется при нажатии кнопки «Отмена» или выключении питания.</w:t>
-      </w:r>
-    </w:p>
-    <w:p>
-      <w:pPr>
-        <w:numPr>
-          <w:ilvl w:val="0"/>
-          <w:numId w:val="7"/>
-        </w:numPr>
-        <w:spacing w:before="100" w:beforeAutospacing="1" w:after="100" w:afterAutospacing="1" w:line="240" w:lineRule="auto"/>
-        <w:rPr>
-          <w:rFonts w:ascii="Times New Roman" w:eastAsia="Times New Roman" w:hAnsi="Times New Roman" w:cs="Times New Roman"/>
-          <w:sz w:val="28"/>
-          <w:szCs w:val="28"/>
-          <w:lang w:eastAsia="ru-RU"/>
-        </w:rPr>
-      </w:pPr>
-      <w:r>
-        <w:rPr>
-          <w:rFonts w:ascii="Times New Roman" w:eastAsia="Times New Roman" w:hAnsi="Times New Roman" w:cs="Times New Roman"/>
-          <w:b/>
-          <w:bCs/>
-          <w:sz w:val="28"/>
-          <w:szCs w:val="28"/>
-          <w:lang w:eastAsia="ru-RU"/>
-        </w:rPr>
-        <w:t>S4 — Режим ручной настройки параметров (Время / Беспорядочный ввод):</w:t>
-      </w:r>
-    </w:p>
-    <w:p>
-      <w:pPr>
-        <w:numPr>
-          <w:ilvl w:val="1"/>
-          <w:numId w:val="7"/>
-        </w:numPr>
-        <w:spacing w:before="100" w:beforeAutospacing="1" w:after="100" w:afterAutospacing="1" w:line="240" w:lineRule="auto"/>
-        <w:rPr>
-          <w:rFonts w:ascii="Times New Roman" w:eastAsia="Times New Roman" w:hAnsi="Times New Roman" w:cs="Times New Roman"/>
-          <w:sz w:val="28"/>
-          <w:szCs w:val="28"/>
-          <w:lang w:eastAsia="ru-RU"/>
-        </w:rPr>
-      </w:pPr>
-      <w:r>
-        <w:rPr>
-          <w:rFonts w:ascii="Times New Roman" w:eastAsia="Times New Roman" w:hAnsi="Times New Roman" w:cs="Times New Roman"/>
-          <w:sz w:val="28"/>
-          <w:szCs w:val="28"/>
-          <w:lang w:eastAsia="ru-RU"/>
-        </w:rPr>
-        <w:t>Переход происходит при ручной коррекции времени/температуры или при обнаружении длинных нажатий (ЧН — задержка времени).</w:t>
-      </w:r>
-    </w:p>
-    <w:p>
-      <w:pPr>
-        <w:numPr>
-          <w:ilvl w:val="1"/>
-          <w:numId w:val="7"/>
-        </w:numPr>
-        <w:spacing w:before="100" w:beforeAutospacing="1" w:after="100" w:afterAutospacing="1" w:line="240" w:lineRule="auto"/>
-        <w:rPr>
-          <w:rFonts w:ascii="Times New Roman" w:eastAsia="Times New Roman" w:hAnsi="Times New Roman" w:cs="Times New Roman"/>
-          <w:sz w:val="28"/>
-          <w:szCs w:val="28"/>
-          <w:lang w:eastAsia="ru-RU"/>
-        </w:rPr>
-      </w:pPr>
-      <w:r>
-        <w:rPr>
-          <w:rFonts w:ascii="Times New Roman" w:eastAsia="Times New Roman" w:hAnsi="Times New Roman" w:cs="Times New Roman"/>
-          <w:sz w:val="28"/>
-          <w:szCs w:val="28"/>
-          <w:lang w:eastAsia="ru-RU"/>
-        </w:rPr>
-        <w:t>Позволяет настроить параметры и вернуть систему в S1 или S0.</w:t>
-      </w:r>
-    </w:p>
-    <w:p>
-      <w:pPr>
-        <w:numPr>
-          <w:ilvl w:val="0"/>
-          <w:numId w:val="7"/>
-        </w:numPr>
-        <w:spacing w:before="100" w:beforeAutospacing="1" w:after="100" w:afterAutospacing="1" w:line="240" w:lineRule="auto"/>
-        <w:rPr>
-          <w:rFonts w:ascii="Times New Roman" w:eastAsia="Times New Roman" w:hAnsi="Times New Roman" w:cs="Times New Roman"/>
-          <w:sz w:val="28"/>
-          <w:szCs w:val="28"/>
-          <w:lang w:eastAsia="ru-RU"/>
-        </w:rPr>
-      </w:pPr>
-      <w:r>
-        <w:rPr>
-          <w:rFonts w:ascii="Times New Roman" w:eastAsia="Times New Roman" w:hAnsi="Times New Roman" w:cs="Times New Roman"/>
-          <w:b/>
-          <w:bCs/>
-          <w:sz w:val="28"/>
-          <w:szCs w:val="28"/>
-          <w:lang w:eastAsia="ru-RU"/>
-        </w:rPr>
-        <w:t xml:space="preserve">S5 — Аварийный режим (Ошибка / </w:t>
-      </w:r>
-      <w:proofErr w:type="spellStart"/>
-      <w:r>
-        <w:rPr>
-          <w:rFonts w:ascii="Times New Roman" w:eastAsia="Times New Roman" w:hAnsi="Times New Roman" w:cs="Times New Roman"/>
-          <w:b/>
-          <w:bCs/>
-          <w:sz w:val="28"/>
-          <w:szCs w:val="28"/>
-          <w:lang w:eastAsia="ru-RU"/>
-        </w:rPr>
-        <w:t>Protection</w:t>
-      </w:r>
-      <w:proofErr w:type="spellEnd"/>
-      <w:r>
-        <w:rPr>
-          <w:rFonts w:ascii="Times New Roman" w:eastAsia="Times New Roman" w:hAnsi="Times New Roman" w:cs="Times New Roman"/>
-          <w:b/>
-          <w:bCs/>
-          <w:sz w:val="28"/>
-          <w:szCs w:val="28"/>
-          <w:lang w:eastAsia="ru-RU"/>
-        </w:rPr>
-        <w:t>):</w:t>
-      </w:r>
-    </w:p>
-    <w:p>
-      <w:pPr>
-        <w:numPr>
-          <w:ilvl w:val="1"/>
-          <w:numId w:val="7"/>
-        </w:numPr>
-        <w:spacing w:before="100" w:beforeAutospacing="1" w:after="100" w:afterAutospacing="1" w:line="240" w:lineRule="auto"/>
-        <w:rPr>
-          <w:rFonts w:ascii="Times New Roman" w:eastAsia="Times New Roman" w:hAnsi="Times New Roman" w:cs="Times New Roman"/>
-          <w:sz w:val="28"/>
-          <w:szCs w:val="28"/>
-          <w:lang w:eastAsia="ru-RU"/>
-        </w:rPr>
-      </w:pPr>
-      <w:r>
-        <w:rPr>
-          <w:rFonts w:ascii="Times New Roman" w:eastAsia="Times New Roman" w:hAnsi="Times New Roman" w:cs="Times New Roman"/>
-          <w:sz w:val="28"/>
-          <w:szCs w:val="28"/>
-          <w:lang w:eastAsia="ru-RU"/>
-        </w:rPr>
-        <w:t>Переход в S5 осуществляется из любого состояния при обнаружении сбоев: критического перегрева (выше 175°C), короткого замыкания термодатчика или залипания кнопок.</w:t>
-      </w:r>
-    </w:p>
-    <w:p>
-      <w:pPr>
-        <w:numPr>
-          <w:ilvl w:val="1"/>
-          <w:numId w:val="7"/>
-        </w:numPr>
-        <w:spacing w:before="100" w:beforeAutospacing="1" w:after="100" w:afterAutospacing="1" w:line="240" w:lineRule="auto"/>
-        <w:rPr>
-          <w:rFonts w:ascii="Times New Roman" w:eastAsia="Times New Roman" w:hAnsi="Times New Roman" w:cs="Times New Roman"/>
-          <w:sz w:val="28"/>
-          <w:szCs w:val="28"/>
-          <w:lang w:eastAsia="ru-RU"/>
-        </w:rPr>
-      </w:pPr>
-      <w:r>
-        <w:rPr>
-          <w:rFonts w:ascii="Times New Roman" w:eastAsia="Times New Roman" w:hAnsi="Times New Roman" w:cs="Times New Roman"/>
-          <w:b/>
-          <w:bCs/>
-          <w:sz w:val="28"/>
-          <w:szCs w:val="28"/>
-          <w:lang w:eastAsia="ru-RU"/>
-        </w:rPr>
-        <w:t>Состояние исполнительных органов:</w:t>
-      </w:r>
-      <w:r>
-        <w:rPr>
-          <w:rFonts w:ascii="Times New Roman" w:eastAsia="Times New Roman" w:hAnsi="Times New Roman" w:cs="Times New Roman"/>
-          <w:sz w:val="28"/>
-          <w:szCs w:val="28"/>
-          <w:lang w:eastAsia="ru-RU"/>
-        </w:rPr>
-        <w:t xml:space="preserve"> Силовой блок немедленно отключает ТЭН, выдается непрерывный звуковой сигнал, на дисплей выводится код ошибки (</w:t>
-      </w:r>
-      <w:proofErr w:type="spellStart"/>
-      <w:r>
-        <w:rPr>
-          <w:rFonts w:ascii="Times New Roman" w:eastAsia="Times New Roman" w:hAnsi="Times New Roman" w:cs="Times New Roman"/>
-          <w:sz w:val="28"/>
-          <w:szCs w:val="28"/>
-          <w:lang w:eastAsia="ru-RU"/>
-        </w:rPr>
-        <w:t>Err</w:t>
-      </w:r>
-      <w:proofErr w:type="spellEnd"/>
-      <w:r>
-        <w:rPr>
-          <w:rFonts w:ascii="Times New Roman" w:eastAsia="Times New Roman" w:hAnsi="Times New Roman" w:cs="Times New Roman"/>
-          <w:sz w:val="28"/>
-          <w:szCs w:val="28"/>
-          <w:lang w:eastAsia="ru-RU"/>
-        </w:rPr>
-        <w:t>).</w:t>
+          <w:sz w:val="28"/>
+          <w:szCs w:val="28"/>
+        </w:rPr>
+        <w:t>) на дисплей.</w:t>
       </w:r>
     </w:p>
     <w:p>
@@ -1795,11 +1740,11 @@
         <w:tblLook w:val="04A0" w:firstRow="1" w:lastRow="0" w:firstColumn="1" w:lastColumn="0" w:noHBand="0" w:noVBand="1"/>
       </w:tblPr>
       <w:tblGrid>
-        <w:gridCol w:w="1588"/>
-        <w:gridCol w:w="1660"/>
-        <w:gridCol w:w="2340"/>
-        <w:gridCol w:w="1755"/>
-        <w:gridCol w:w="1996"/>
+        <w:gridCol w:w="2027"/>
+        <w:gridCol w:w="1440"/>
+        <w:gridCol w:w="1982"/>
+        <w:gridCol w:w="1506"/>
+        <w:gridCol w:w="2384"/>
       </w:tblGrid>
       <w:tr>
         <w:trPr>
@@ -1826,22 +1771,19 @@
           </w:tcPr>
           <w:p>
             <w:pPr>
-              <w:spacing w:after="480" w:line="240" w:lineRule="auto"/>
-              <w:rPr>
-                <w:rFonts w:ascii="Times New Roman" w:eastAsia="Times New Roman" w:hAnsi="Times New Roman" w:cs="Times New Roman"/>
-                <w:sz w:val="28"/>
-                <w:szCs w:val="28"/>
-                <w:lang w:eastAsia="ru-RU"/>
+              <w:spacing w:after="480"/>
+              <w:rPr>
+                <w:rFonts w:ascii="Times New Roman" w:hAnsi="Times New Roman" w:cs="Times New Roman"/>
+                <w:sz w:val="24"/>
+                <w:szCs w:val="24"/>
               </w:rPr>
             </w:pPr>
             <w:r>
               <w:rPr>
-                <w:rFonts w:ascii="Times New Roman" w:eastAsia="Times New Roman" w:hAnsi="Times New Roman" w:cs="Times New Roman"/>
-                <w:b/>
-                <w:bCs/>
-                <w:sz w:val="28"/>
-                <w:szCs w:val="28"/>
-                <w:lang w:eastAsia="ru-RU"/>
+                <w:rStyle w:val="a4"/>
+                <w:rFonts w:ascii="Times New Roman" w:hAnsi="Times New Roman" w:cs="Times New Roman"/>
+                <w:sz w:val="24"/>
+                <w:szCs w:val="24"/>
               </w:rPr>
               <w:t>Текущее состояние (S)</w:t>
             </w:r>
@@ -1867,22 +1809,19 @@
           </w:tcPr>
           <w:p>
             <w:pPr>
-              <w:spacing w:after="480" w:line="240" w:lineRule="auto"/>
-              <w:rPr>
-                <w:rFonts w:ascii="Times New Roman" w:eastAsia="Times New Roman" w:hAnsi="Times New Roman" w:cs="Times New Roman"/>
-                <w:sz w:val="28"/>
-                <w:szCs w:val="28"/>
-                <w:lang w:eastAsia="ru-RU"/>
+              <w:spacing w:after="480"/>
+              <w:rPr>
+                <w:rFonts w:ascii="Times New Roman" w:hAnsi="Times New Roman" w:cs="Times New Roman"/>
+                <w:sz w:val="24"/>
+                <w:szCs w:val="24"/>
               </w:rPr>
             </w:pPr>
             <w:r>
               <w:rPr>
-                <w:rFonts w:ascii="Times New Roman" w:eastAsia="Times New Roman" w:hAnsi="Times New Roman" w:cs="Times New Roman"/>
-                <w:b/>
-                <w:bCs/>
-                <w:sz w:val="28"/>
-                <w:szCs w:val="28"/>
-                <w:lang w:eastAsia="ru-RU"/>
+                <w:rStyle w:val="a4"/>
+                <w:rFonts w:ascii="Times New Roman" w:hAnsi="Times New Roman" w:cs="Times New Roman"/>
+                <w:sz w:val="24"/>
+                <w:szCs w:val="24"/>
               </w:rPr>
               <w:t>Входное событие (X)</w:t>
             </w:r>
@@ -1908,22 +1847,19 @@
           </w:tcPr>
           <w:p>
             <w:pPr>
-              <w:spacing w:after="480" w:line="240" w:lineRule="auto"/>
-              <w:rPr>
-                <w:rFonts w:ascii="Times New Roman" w:eastAsia="Times New Roman" w:hAnsi="Times New Roman" w:cs="Times New Roman"/>
-                <w:sz w:val="28"/>
-                <w:szCs w:val="28"/>
-                <w:lang w:eastAsia="ru-RU"/>
+              <w:spacing w:after="480"/>
+              <w:rPr>
+                <w:rFonts w:ascii="Times New Roman" w:hAnsi="Times New Roman" w:cs="Times New Roman"/>
+                <w:sz w:val="24"/>
+                <w:szCs w:val="24"/>
               </w:rPr>
             </w:pPr>
             <w:r>
               <w:rPr>
-                <w:rFonts w:ascii="Times New Roman" w:eastAsia="Times New Roman" w:hAnsi="Times New Roman" w:cs="Times New Roman"/>
-                <w:b/>
-                <w:bCs/>
-                <w:sz w:val="28"/>
-                <w:szCs w:val="28"/>
-                <w:lang w:eastAsia="ru-RU"/>
+                <w:rStyle w:val="a4"/>
+                <w:rFonts w:ascii="Times New Roman" w:hAnsi="Times New Roman" w:cs="Times New Roman"/>
+                <w:sz w:val="24"/>
+                <w:szCs w:val="24"/>
               </w:rPr>
               <w:t>Условие перехода</w:t>
             </w:r>
@@ -1949,22 +1885,19 @@
           </w:tcPr>
           <w:p>
             <w:pPr>
-              <w:spacing w:after="480" w:line="240" w:lineRule="auto"/>
-              <w:rPr>
-                <w:rFonts w:ascii="Times New Roman" w:eastAsia="Times New Roman" w:hAnsi="Times New Roman" w:cs="Times New Roman"/>
-                <w:sz w:val="28"/>
-                <w:szCs w:val="28"/>
-                <w:lang w:eastAsia="ru-RU"/>
+              <w:spacing w:after="480"/>
+              <w:rPr>
+                <w:rFonts w:ascii="Times New Roman" w:hAnsi="Times New Roman" w:cs="Times New Roman"/>
+                <w:sz w:val="24"/>
+                <w:szCs w:val="24"/>
               </w:rPr>
             </w:pPr>
             <w:r>
               <w:rPr>
-                <w:rFonts w:ascii="Times New Roman" w:eastAsia="Times New Roman" w:hAnsi="Times New Roman" w:cs="Times New Roman"/>
-                <w:b/>
-                <w:bCs/>
-                <w:sz w:val="28"/>
-                <w:szCs w:val="28"/>
-                <w:lang w:eastAsia="ru-RU"/>
+                <w:rStyle w:val="a4"/>
+                <w:rFonts w:ascii="Times New Roman" w:hAnsi="Times New Roman" w:cs="Times New Roman"/>
+                <w:sz w:val="24"/>
+                <w:szCs w:val="24"/>
               </w:rPr>
               <w:t>Следующее состояние (S')</w:t>
             </w:r>
@@ -1990,24 +1923,21 @@
           </w:tcPr>
           <w:p>
             <w:pPr>
-              <w:spacing w:after="480" w:line="240" w:lineRule="auto"/>
-              <w:rPr>
-                <w:rFonts w:ascii="Times New Roman" w:eastAsia="Times New Roman" w:hAnsi="Times New Roman" w:cs="Times New Roman"/>
-                <w:sz w:val="28"/>
-                <w:szCs w:val="28"/>
-                <w:lang w:eastAsia="ru-RU"/>
+              <w:spacing w:after="480"/>
+              <w:rPr>
+                <w:rFonts w:ascii="Times New Roman" w:hAnsi="Times New Roman" w:cs="Times New Roman"/>
+                <w:sz w:val="24"/>
+                <w:szCs w:val="24"/>
               </w:rPr>
             </w:pPr>
             <w:r>
               <w:rPr>
-                <w:rFonts w:ascii="Times New Roman" w:eastAsia="Times New Roman" w:hAnsi="Times New Roman" w:cs="Times New Roman"/>
-                <w:b/>
-                <w:bCs/>
-                <w:sz w:val="28"/>
-                <w:szCs w:val="28"/>
-                <w:lang w:eastAsia="ru-RU"/>
-              </w:rPr>
-              <w:t>Выходная реакция (Y)</w:t>
+                <w:rStyle w:val="a4"/>
+                <w:rFonts w:ascii="Times New Roman" w:hAnsi="Times New Roman" w:cs="Times New Roman"/>
+                <w:sz w:val="24"/>
+                <w:szCs w:val="24"/>
+              </w:rPr>
+              <w:t>Выходная реакция системы (Y)</w:t>
             </w:r>
           </w:p>
         </w:tc>
@@ -2036,22 +1966,133 @@
           </w:tcPr>
           <w:p>
             <w:pPr>
-              <w:spacing w:after="480" w:line="240" w:lineRule="auto"/>
-              <w:rPr>
-                <w:rFonts w:ascii="Times New Roman" w:eastAsia="Times New Roman" w:hAnsi="Times New Roman" w:cs="Times New Roman"/>
-                <w:sz w:val="28"/>
-                <w:szCs w:val="28"/>
-                <w:lang w:eastAsia="ru-RU"/>
+              <w:spacing w:after="480"/>
+              <w:rPr>
+                <w:rFonts w:ascii="Times New Roman" w:hAnsi="Times New Roman" w:cs="Times New Roman"/>
+                <w:sz w:val="24"/>
+                <w:szCs w:val="24"/>
               </w:rPr>
             </w:pPr>
             <w:r>
               <w:rPr>
-                <w:rFonts w:ascii="Times New Roman" w:eastAsia="Times New Roman" w:hAnsi="Times New Roman" w:cs="Times New Roman"/>
+                <w:rFonts w:ascii="Times New Roman" w:hAnsi="Times New Roman" w:cs="Times New Roman"/>
                 <w:b/>
                 <w:bCs/>
-                <w:sz w:val="28"/>
-                <w:szCs w:val="28"/>
-                <w:lang w:eastAsia="ru-RU"/>
+                <w:sz w:val="24"/>
+                <w:szCs w:val="24"/>
+              </w:rPr>
+              <w:t>S0 (Покой)</w:t>
+            </w:r>
+          </w:p>
+        </w:tc>
+        <w:tc>
+          <w:tcPr>
+            <w:tcW w:w="0" w:type="auto"/>
+            <w:tcBorders>
+              <w:top w:val="single" w:sz="6" w:space="0" w:color="C4C7C5"/>
+              <w:left w:val="single" w:sz="6" w:space="0" w:color="C4C7C5"/>
+              <w:bottom w:val="single" w:sz="6" w:space="0" w:color="C4C7C5"/>
+              <w:right w:val="single" w:sz="6" w:space="0" w:color="C4C7C5"/>
+            </w:tcBorders>
+            <w:tcMar>
+              <w:top w:w="120" w:type="dxa"/>
+              <w:left w:w="180" w:type="dxa"/>
+              <w:bottom w:w="120" w:type="dxa"/>
+              <w:right w:w="180" w:type="dxa"/>
+            </w:tcMar>
+            <w:vAlign w:val="center"/>
+            <w:hideMark/>
+          </w:tcPr>
+          <w:p>
+            <w:pPr>
+              <w:spacing w:after="480"/>
+              <w:rPr>
+                <w:rFonts w:ascii="Times New Roman" w:hAnsi="Times New Roman" w:cs="Times New Roman"/>
+                <w:sz w:val="24"/>
+                <w:szCs w:val="24"/>
+              </w:rPr>
+            </w:pPr>
+            <w:r>
+              <w:rPr>
+                <w:rFonts w:ascii="Times New Roman" w:hAnsi="Times New Roman" w:cs="Times New Roman"/>
+                <w:sz w:val="24"/>
+                <w:szCs w:val="24"/>
+              </w:rPr>
+              <w:t>Включение / Сброс</w:t>
+            </w:r>
+          </w:p>
+        </w:tc>
+        <w:tc>
+          <w:tcPr>
+            <w:tcW w:w="0" w:type="auto"/>
+            <w:tcBorders>
+              <w:top w:val="single" w:sz="6" w:space="0" w:color="C4C7C5"/>
+              <w:left w:val="single" w:sz="6" w:space="0" w:color="C4C7C5"/>
+              <w:bottom w:val="single" w:sz="6" w:space="0" w:color="C4C7C5"/>
+              <w:right w:val="single" w:sz="6" w:space="0" w:color="C4C7C5"/>
+            </w:tcBorders>
+            <w:tcMar>
+              <w:top w:w="120" w:type="dxa"/>
+              <w:left w:w="180" w:type="dxa"/>
+              <w:bottom w:w="120" w:type="dxa"/>
+              <w:right w:w="180" w:type="dxa"/>
+            </w:tcMar>
+            <w:vAlign w:val="center"/>
+            <w:hideMark/>
+          </w:tcPr>
+          <w:p>
+            <w:pPr>
+              <w:spacing w:after="480"/>
+              <w:rPr>
+                <w:rFonts w:ascii="Times New Roman" w:hAnsi="Times New Roman" w:cs="Times New Roman"/>
+                <w:sz w:val="24"/>
+                <w:szCs w:val="24"/>
+              </w:rPr>
+            </w:pPr>
+            <w:r>
+              <w:rPr>
+                <w:rFonts w:ascii="Times New Roman" w:hAnsi="Times New Roman" w:cs="Times New Roman"/>
+                <w:sz w:val="24"/>
+                <w:szCs w:val="24"/>
+              </w:rPr>
+              <w:t>Самодиагностика ОК (СК)</w:t>
+            </w:r>
+          </w:p>
+        </w:tc>
+        <w:tc>
+          <w:tcPr>
+            <w:tcW w:w="0" w:type="auto"/>
+            <w:tcBorders>
+              <w:top w:val="single" w:sz="6" w:space="0" w:color="C4C7C5"/>
+              <w:left w:val="single" w:sz="6" w:space="0" w:color="C4C7C5"/>
+              <w:bottom w:val="single" w:sz="6" w:space="0" w:color="C4C7C5"/>
+              <w:right w:val="single" w:sz="6" w:space="0" w:color="C4C7C5"/>
+            </w:tcBorders>
+            <w:tcMar>
+              <w:top w:w="120" w:type="dxa"/>
+              <w:left w:w="180" w:type="dxa"/>
+              <w:bottom w:w="120" w:type="dxa"/>
+              <w:right w:w="180" w:type="dxa"/>
+            </w:tcMar>
+            <w:vAlign w:val="center"/>
+            <w:hideMark/>
+          </w:tcPr>
+          <w:p>
+            <w:pPr>
+              <w:spacing w:after="480"/>
+              <w:rPr>
+                <w:rFonts w:ascii="Times New Roman" w:hAnsi="Times New Roman" w:cs="Times New Roman"/>
+                <w:sz w:val="24"/>
+                <w:szCs w:val="24"/>
+              </w:rPr>
+            </w:pPr>
+            <w:r>
+              <w:rPr>
+                <w:rFonts w:ascii="Times New Roman" w:hAnsi="Times New Roman" w:cs="Times New Roman"/>
+                <w:b/>
+                <w:bCs/>
+                <w:sz w:val="24"/>
+                <w:szCs w:val="24"/>
               </w:rPr>
               <w:t>S0</w:t>
             </w:r>
@@ -2077,141 +2118,20 @@
           </w:tcPr>
           <w:p>
             <w:pPr>
-              <w:spacing w:after="480" w:line="240" w:lineRule="auto"/>
-              <w:rPr>
-                <w:rFonts w:ascii="Times New Roman" w:eastAsia="Times New Roman" w:hAnsi="Times New Roman" w:cs="Times New Roman"/>
-                <w:sz w:val="28"/>
-                <w:szCs w:val="28"/>
-                <w:lang w:eastAsia="ru-RU"/>
+              <w:spacing w:after="480"/>
+              <w:rPr>
+                <w:rFonts w:ascii="Times New Roman" w:hAnsi="Times New Roman" w:cs="Times New Roman"/>
+                <w:sz w:val="24"/>
+                <w:szCs w:val="24"/>
               </w:rPr>
             </w:pPr>
             <w:r>
               <w:rPr>
-                <w:rFonts w:ascii="Times New Roman" w:eastAsia="Times New Roman" w:hAnsi="Times New Roman" w:cs="Times New Roman"/>
-                <w:sz w:val="28"/>
-                <w:szCs w:val="28"/>
-                <w:lang w:eastAsia="ru-RU"/>
-              </w:rPr>
-              <w:t>Включение питания</w:t>
-            </w:r>
-          </w:p>
-        </w:tc>
-        <w:tc>
-          <w:tcPr>
-            <w:tcW w:w="0" w:type="auto"/>
-            <w:tcBorders>
-              <w:top w:val="single" w:sz="6" w:space="0" w:color="C4C7C5"/>
-              <w:left w:val="single" w:sz="6" w:space="0" w:color="C4C7C5"/>
-              <w:bottom w:val="single" w:sz="6" w:space="0" w:color="C4C7C5"/>
-              <w:right w:val="single" w:sz="6" w:space="0" w:color="C4C7C5"/>
-            </w:tcBorders>
-            <w:tcMar>
-              <w:top w:w="120" w:type="dxa"/>
-              <w:left w:w="180" w:type="dxa"/>
-              <w:bottom w:w="120" w:type="dxa"/>
-              <w:right w:w="180" w:type="dxa"/>
-            </w:tcMar>
-            <w:vAlign w:val="center"/>
-            <w:hideMark/>
-          </w:tcPr>
-          <w:p>
-            <w:pPr>
-              <w:spacing w:after="480" w:line="240" w:lineRule="auto"/>
-              <w:rPr>
-                <w:rFonts w:ascii="Times New Roman" w:eastAsia="Times New Roman" w:hAnsi="Times New Roman" w:cs="Times New Roman"/>
-                <w:sz w:val="28"/>
-                <w:szCs w:val="28"/>
-                <w:lang w:eastAsia="ru-RU"/>
-              </w:rPr>
-            </w:pPr>
-            <w:r>
-              <w:rPr>
-                <w:rFonts w:ascii="Times New Roman" w:eastAsia="Times New Roman" w:hAnsi="Times New Roman" w:cs="Times New Roman"/>
-                <w:sz w:val="28"/>
-                <w:szCs w:val="28"/>
-                <w:lang w:eastAsia="ru-RU"/>
-              </w:rPr>
-              <w:t>Самодиагностика ОК (СК)</w:t>
-            </w:r>
-          </w:p>
-        </w:tc>
-        <w:tc>
-          <w:tcPr>
-            <w:tcW w:w="0" w:type="auto"/>
-            <w:tcBorders>
-              <w:top w:val="single" w:sz="6" w:space="0" w:color="C4C7C5"/>
-              <w:left w:val="single" w:sz="6" w:space="0" w:color="C4C7C5"/>
-              <w:bottom w:val="single" w:sz="6" w:space="0" w:color="C4C7C5"/>
-              <w:right w:val="single" w:sz="6" w:space="0" w:color="C4C7C5"/>
-            </w:tcBorders>
-            <w:tcMar>
-              <w:top w:w="120" w:type="dxa"/>
-              <w:left w:w="180" w:type="dxa"/>
-              <w:bottom w:w="120" w:type="dxa"/>
-              <w:right w:w="180" w:type="dxa"/>
-            </w:tcMar>
-            <w:vAlign w:val="center"/>
-            <w:hideMark/>
-          </w:tcPr>
-          <w:p>
-            <w:pPr>
-              <w:spacing w:after="480" w:line="240" w:lineRule="auto"/>
-              <w:rPr>
-                <w:rFonts w:ascii="Times New Roman" w:eastAsia="Times New Roman" w:hAnsi="Times New Roman" w:cs="Times New Roman"/>
-                <w:sz w:val="28"/>
-                <w:szCs w:val="28"/>
-                <w:lang w:eastAsia="ru-RU"/>
-              </w:rPr>
-            </w:pPr>
-            <w:r>
-              <w:rPr>
-                <w:rFonts w:ascii="Times New Roman" w:eastAsia="Times New Roman" w:hAnsi="Times New Roman" w:cs="Times New Roman"/>
-                <w:b/>
-                <w:bCs/>
-                <w:sz w:val="28"/>
-                <w:szCs w:val="28"/>
-                <w:lang w:eastAsia="ru-RU"/>
-              </w:rPr>
-              <w:t>S0</w:t>
-            </w:r>
-          </w:p>
-        </w:tc>
-        <w:tc>
-          <w:tcPr>
-            <w:tcW w:w="0" w:type="auto"/>
-            <w:tcBorders>
-              <w:top w:val="single" w:sz="6" w:space="0" w:color="C4C7C5"/>
-              <w:left w:val="single" w:sz="6" w:space="0" w:color="C4C7C5"/>
-              <w:bottom w:val="single" w:sz="6" w:space="0" w:color="C4C7C5"/>
-              <w:right w:val="single" w:sz="6" w:space="0" w:color="C4C7C5"/>
-            </w:tcBorders>
-            <w:tcMar>
-              <w:top w:w="120" w:type="dxa"/>
-              <w:left w:w="180" w:type="dxa"/>
-              <w:bottom w:w="120" w:type="dxa"/>
-              <w:right w:w="180" w:type="dxa"/>
-            </w:tcMar>
-            <w:vAlign w:val="center"/>
-            <w:hideMark/>
-          </w:tcPr>
-          <w:p>
-            <w:pPr>
-              <w:spacing w:after="480" w:line="240" w:lineRule="auto"/>
-              <w:rPr>
-                <w:rFonts w:ascii="Times New Roman" w:eastAsia="Times New Roman" w:hAnsi="Times New Roman" w:cs="Times New Roman"/>
-                <w:sz w:val="28"/>
-                <w:szCs w:val="28"/>
-                <w:lang w:eastAsia="ru-RU"/>
-              </w:rPr>
-            </w:pPr>
-            <w:r>
-              <w:rPr>
-                <w:rFonts w:ascii="Times New Roman" w:eastAsia="Times New Roman" w:hAnsi="Times New Roman" w:cs="Times New Roman"/>
-                <w:sz w:val="28"/>
-                <w:szCs w:val="28"/>
-                <w:lang w:eastAsia="ru-RU"/>
-              </w:rPr>
-              <w:t>Готовность к работе</w:t>
+                <w:rFonts w:ascii="Times New Roman" w:hAnsi="Times New Roman" w:cs="Times New Roman"/>
+                <w:sz w:val="24"/>
+                <w:szCs w:val="24"/>
+              </w:rPr>
+              <w:t>Инициализация дисплея, ТЭН выключен</w:t>
             </w:r>
           </w:p>
         </w:tc>
@@ -2240,25 +2160,23 @@
           </w:tcPr>
           <w:p>
             <w:pPr>
-              <w:spacing w:after="480" w:line="240" w:lineRule="auto"/>
-              <w:rPr>
-                <w:rFonts w:ascii="Times New Roman" w:eastAsia="Times New Roman" w:hAnsi="Times New Roman" w:cs="Times New Roman"/>
-                <w:sz w:val="28"/>
-                <w:szCs w:val="28"/>
-                <w:lang w:eastAsia="ru-RU"/>
+              <w:spacing w:after="480"/>
+              <w:rPr>
+                <w:rFonts w:ascii="Times New Roman" w:hAnsi="Times New Roman" w:cs="Times New Roman"/>
+                <w:sz w:val="24"/>
+                <w:szCs w:val="24"/>
               </w:rPr>
             </w:pPr>
             <w:r>
               <w:rPr>
-                <w:rFonts w:ascii="Times New Roman" w:eastAsia="Times New Roman" w:hAnsi="Times New Roman" w:cs="Times New Roman"/>
+                <w:rFonts w:ascii="Times New Roman" w:hAnsi="Times New Roman" w:cs="Times New Roman"/>
                 <w:b/>
                 <w:bCs/>
-                <w:sz w:val="28"/>
-                <w:szCs w:val="28"/>
-                <w:lang w:eastAsia="ru-RU"/>
+                <w:sz w:val="24"/>
+                <w:szCs w:val="24"/>
               </w:rPr>
               <w:lastRenderedPageBreak/>
-              <w:t>S0</w:t>
+              <w:t>S0 (Покой)</w:t>
             </w:r>
           </w:p>
         </w:tc>
@@ -2282,22 +2200,20 @@
           </w:tcPr>
           <w:p>
             <w:pPr>
-              <w:spacing w:after="480" w:line="240" w:lineRule="auto"/>
-              <w:rPr>
-                <w:rFonts w:ascii="Times New Roman" w:eastAsia="Times New Roman" w:hAnsi="Times New Roman" w:cs="Times New Roman"/>
-                <w:sz w:val="28"/>
-                <w:szCs w:val="28"/>
-                <w:lang w:eastAsia="ru-RU"/>
+              <w:spacing w:after="480"/>
+              <w:rPr>
+                <w:rFonts w:ascii="Times New Roman" w:hAnsi="Times New Roman" w:cs="Times New Roman"/>
+                <w:sz w:val="24"/>
+                <w:szCs w:val="24"/>
               </w:rPr>
             </w:pPr>
             <w:r>
               <w:rPr>
-                <w:rFonts w:ascii="Times New Roman" w:eastAsia="Times New Roman" w:hAnsi="Times New Roman" w:cs="Times New Roman"/>
-                <w:sz w:val="28"/>
-                <w:szCs w:val="28"/>
-                <w:lang w:eastAsia="ru-RU"/>
-              </w:rPr>
-              <w:t>Нажатие кнопки меню</w:t>
+                <w:rFonts w:ascii="Times New Roman" w:hAnsi="Times New Roman" w:cs="Times New Roman"/>
+                <w:sz w:val="24"/>
+                <w:szCs w:val="24"/>
+              </w:rPr>
+              <w:t>Нажатие «Меню»</w:t>
             </w:r>
           </w:p>
         </w:tc>
@@ -2321,22 +2237,20 @@
           </w:tcPr>
           <w:p>
             <w:pPr>
-              <w:spacing w:after="480" w:line="240" w:lineRule="auto"/>
-              <w:rPr>
-                <w:rFonts w:ascii="Times New Roman" w:eastAsia="Times New Roman" w:hAnsi="Times New Roman" w:cs="Times New Roman"/>
-                <w:sz w:val="28"/>
-                <w:szCs w:val="28"/>
-                <w:lang w:eastAsia="ru-RU"/>
+              <w:spacing w:after="480"/>
+              <w:rPr>
+                <w:rFonts w:ascii="Times New Roman" w:hAnsi="Times New Roman" w:cs="Times New Roman"/>
+                <w:sz w:val="24"/>
+                <w:szCs w:val="24"/>
               </w:rPr>
             </w:pPr>
             <w:r>
               <w:rPr>
-                <w:rFonts w:ascii="Times New Roman" w:eastAsia="Times New Roman" w:hAnsi="Times New Roman" w:cs="Times New Roman"/>
-                <w:sz w:val="28"/>
-                <w:szCs w:val="28"/>
-                <w:lang w:eastAsia="ru-RU"/>
-              </w:rPr>
-              <w:t>Перебор режимов</w:t>
+                <w:rFonts w:ascii="Times New Roman" w:hAnsi="Times New Roman" w:cs="Times New Roman"/>
+                <w:sz w:val="24"/>
+                <w:szCs w:val="24"/>
+              </w:rPr>
+              <w:t>Выбор программы</w:t>
             </w:r>
           </w:p>
         </w:tc>
@@ -2360,22 +2274,20 @@
           </w:tcPr>
           <w:p>
             <w:pPr>
-              <w:spacing w:after="480" w:line="240" w:lineRule="auto"/>
-              <w:rPr>
-                <w:rFonts w:ascii="Times New Roman" w:eastAsia="Times New Roman" w:hAnsi="Times New Roman" w:cs="Times New Roman"/>
-                <w:sz w:val="28"/>
-                <w:szCs w:val="28"/>
-                <w:lang w:eastAsia="ru-RU"/>
+              <w:spacing w:after="480"/>
+              <w:rPr>
+                <w:rFonts w:ascii="Times New Roman" w:hAnsi="Times New Roman" w:cs="Times New Roman"/>
+                <w:sz w:val="24"/>
+                <w:szCs w:val="24"/>
               </w:rPr>
             </w:pPr>
             <w:r>
               <w:rPr>
-                <w:rFonts w:ascii="Times New Roman" w:eastAsia="Times New Roman" w:hAnsi="Times New Roman" w:cs="Times New Roman"/>
+                <w:rFonts w:ascii="Times New Roman" w:hAnsi="Times New Roman" w:cs="Times New Roman"/>
                 <w:b/>
                 <w:bCs/>
-                <w:sz w:val="28"/>
-                <w:szCs w:val="28"/>
-                <w:lang w:eastAsia="ru-RU"/>
+                <w:sz w:val="24"/>
+                <w:szCs w:val="24"/>
               </w:rPr>
               <w:t>S1</w:t>
             </w:r>
@@ -2401,22 +2313,20 @@
           </w:tcPr>
           <w:p>
             <w:pPr>
-              <w:spacing w:after="480" w:line="240" w:lineRule="auto"/>
-              <w:rPr>
-                <w:rFonts w:ascii="Times New Roman" w:eastAsia="Times New Roman" w:hAnsi="Times New Roman" w:cs="Times New Roman"/>
-                <w:sz w:val="28"/>
-                <w:szCs w:val="28"/>
-                <w:lang w:eastAsia="ru-RU"/>
+              <w:spacing w:after="480"/>
+              <w:rPr>
+                <w:rFonts w:ascii="Times New Roman" w:hAnsi="Times New Roman" w:cs="Times New Roman"/>
+                <w:sz w:val="24"/>
+                <w:szCs w:val="24"/>
               </w:rPr>
             </w:pPr>
             <w:r>
               <w:rPr>
-                <w:rFonts w:ascii="Times New Roman" w:eastAsia="Times New Roman" w:hAnsi="Times New Roman" w:cs="Times New Roman"/>
-                <w:sz w:val="28"/>
-                <w:szCs w:val="28"/>
-                <w:lang w:eastAsia="ru-RU"/>
-              </w:rPr>
-              <w:t>Подсветка выбранной программы</w:t>
+                <w:rFonts w:ascii="Times New Roman" w:hAnsi="Times New Roman" w:cs="Times New Roman"/>
+                <w:sz w:val="24"/>
+                <w:szCs w:val="24"/>
+              </w:rPr>
+              <w:t>Мигает индикатор выбранного режима</w:t>
             </w:r>
           </w:p>
         </w:tc>
@@ -2445,24 +2355,22 @@
           </w:tcPr>
           <w:p>
             <w:pPr>
-              <w:spacing w:after="480" w:line="240" w:lineRule="auto"/>
-              <w:rPr>
-                <w:rFonts w:ascii="Times New Roman" w:eastAsia="Times New Roman" w:hAnsi="Times New Roman" w:cs="Times New Roman"/>
-                <w:sz w:val="28"/>
-                <w:szCs w:val="28"/>
-                <w:lang w:eastAsia="ru-RU"/>
+              <w:spacing w:after="480"/>
+              <w:rPr>
+                <w:rFonts w:ascii="Times New Roman" w:hAnsi="Times New Roman" w:cs="Times New Roman"/>
+                <w:sz w:val="24"/>
+                <w:szCs w:val="24"/>
               </w:rPr>
             </w:pPr>
             <w:r>
               <w:rPr>
-                <w:rFonts w:ascii="Times New Roman" w:eastAsia="Times New Roman" w:hAnsi="Times New Roman" w:cs="Times New Roman"/>
+                <w:rFonts w:ascii="Times New Roman" w:hAnsi="Times New Roman" w:cs="Times New Roman"/>
                 <w:b/>
                 <w:bCs/>
-                <w:sz w:val="28"/>
-                <w:szCs w:val="28"/>
-                <w:lang w:eastAsia="ru-RU"/>
-              </w:rPr>
-              <w:t>S1</w:t>
+                <w:sz w:val="24"/>
+                <w:szCs w:val="24"/>
+              </w:rPr>
+              <w:t>S1 (Выбор меню)</w:t>
             </w:r>
           </w:p>
         </w:tc>
@@ -2486,22 +2394,20 @@
           </w:tcPr>
           <w:p>
             <w:pPr>
-              <w:spacing w:after="480" w:line="240" w:lineRule="auto"/>
-              <w:rPr>
-                <w:rFonts w:ascii="Times New Roman" w:eastAsia="Times New Roman" w:hAnsi="Times New Roman" w:cs="Times New Roman"/>
-                <w:sz w:val="28"/>
-                <w:szCs w:val="28"/>
-                <w:lang w:eastAsia="ru-RU"/>
+              <w:spacing w:after="480"/>
+              <w:rPr>
+                <w:rFonts w:ascii="Times New Roman" w:hAnsi="Times New Roman" w:cs="Times New Roman"/>
+                <w:sz w:val="24"/>
+                <w:szCs w:val="24"/>
               </w:rPr>
             </w:pPr>
             <w:r>
               <w:rPr>
-                <w:rFonts w:ascii="Times New Roman" w:eastAsia="Times New Roman" w:hAnsi="Times New Roman" w:cs="Times New Roman"/>
-                <w:sz w:val="28"/>
-                <w:szCs w:val="28"/>
-                <w:lang w:eastAsia="ru-RU"/>
-              </w:rPr>
-              <w:t>X1 и X2</w:t>
+                <w:rFonts w:ascii="Times New Roman" w:hAnsi="Times New Roman" w:cs="Times New Roman"/>
+                <w:sz w:val="24"/>
+                <w:szCs w:val="24"/>
+              </w:rPr>
+              <w:t>Нажатие «Старт»</w:t>
             </w:r>
           </w:p>
         </w:tc>
@@ -2525,22 +2431,38 @@
           </w:tcPr>
           <w:p>
             <w:pPr>
-              <w:spacing w:after="480" w:line="240" w:lineRule="auto"/>
-              <w:rPr>
-                <w:rFonts w:ascii="Times New Roman" w:eastAsia="Times New Roman" w:hAnsi="Times New Roman" w:cs="Times New Roman"/>
-                <w:sz w:val="28"/>
-                <w:szCs w:val="28"/>
-                <w:lang w:eastAsia="ru-RU"/>
+              <w:spacing w:after="480"/>
+              <w:rPr>
+                <w:rFonts w:ascii="Times New Roman" w:hAnsi="Times New Roman" w:cs="Times New Roman"/>
+                <w:sz w:val="24"/>
+                <w:szCs w:val="24"/>
               </w:rPr>
             </w:pPr>
             <w:r>
               <w:rPr>
-                <w:rFonts w:ascii="Times New Roman" w:eastAsia="Times New Roman" w:hAnsi="Times New Roman" w:cs="Times New Roman"/>
-                <w:sz w:val="28"/>
-                <w:szCs w:val="28"/>
-                <w:lang w:eastAsia="ru-RU"/>
-              </w:rPr>
-              <w:t>Крышка закрыта AND Нажат «Старт»</w:t>
+                <w:rFonts w:ascii="Times New Roman" w:hAnsi="Times New Roman" w:cs="Times New Roman"/>
+                <w:sz w:val="24"/>
+                <w:szCs w:val="24"/>
+              </w:rPr>
+              <w:t xml:space="preserve">X1 (крышка </w:t>
+            </w:r>
+            <w:proofErr w:type="spellStart"/>
+            <w:r>
+              <w:rPr>
+                <w:rFonts w:ascii="Times New Roman" w:hAnsi="Times New Roman" w:cs="Times New Roman"/>
+                <w:sz w:val="24"/>
+                <w:szCs w:val="24"/>
+              </w:rPr>
+              <w:t>закр</w:t>
+            </w:r>
+            <w:proofErr w:type="spellEnd"/>
+            <w:r>
+              <w:rPr>
+                <w:rFonts w:ascii="Times New Roman" w:hAnsi="Times New Roman" w:cs="Times New Roman"/>
+                <w:sz w:val="24"/>
+                <w:szCs w:val="24"/>
+              </w:rPr>
+              <w:t>.) и X2 («Старт»)</w:t>
             </w:r>
           </w:p>
         </w:tc>
@@ -2564,22 +2486,20 @@
           </w:tcPr>
           <w:p>
             <w:pPr>
-              <w:spacing w:after="480" w:line="240" w:lineRule="auto"/>
-              <w:rPr>
-                <w:rFonts w:ascii="Times New Roman" w:eastAsia="Times New Roman" w:hAnsi="Times New Roman" w:cs="Times New Roman"/>
-                <w:sz w:val="28"/>
-                <w:szCs w:val="28"/>
-                <w:lang w:eastAsia="ru-RU"/>
+              <w:spacing w:after="480"/>
+              <w:rPr>
+                <w:rFonts w:ascii="Times New Roman" w:hAnsi="Times New Roman" w:cs="Times New Roman"/>
+                <w:sz w:val="24"/>
+                <w:szCs w:val="24"/>
               </w:rPr>
             </w:pPr>
             <w:r>
               <w:rPr>
-                <w:rFonts w:ascii="Times New Roman" w:eastAsia="Times New Roman" w:hAnsi="Times New Roman" w:cs="Times New Roman"/>
+                <w:rFonts w:ascii="Times New Roman" w:hAnsi="Times New Roman" w:cs="Times New Roman"/>
                 <w:b/>
                 <w:bCs/>
-                <w:sz w:val="28"/>
-                <w:szCs w:val="28"/>
-                <w:lang w:eastAsia="ru-RU"/>
+                <w:sz w:val="24"/>
+                <w:szCs w:val="24"/>
               </w:rPr>
               <w:t>S2</w:t>
             </w:r>
@@ -2605,22 +2525,20 @@
           </w:tcPr>
           <w:p>
             <w:pPr>
-              <w:spacing w:after="480" w:line="240" w:lineRule="auto"/>
-              <w:rPr>
-                <w:rFonts w:ascii="Times New Roman" w:eastAsia="Times New Roman" w:hAnsi="Times New Roman" w:cs="Times New Roman"/>
-                <w:sz w:val="28"/>
-                <w:szCs w:val="28"/>
-                <w:lang w:eastAsia="ru-RU"/>
+              <w:spacing w:after="480"/>
+              <w:rPr>
+                <w:rFonts w:ascii="Times New Roman" w:hAnsi="Times New Roman" w:cs="Times New Roman"/>
+                <w:sz w:val="24"/>
+                <w:szCs w:val="24"/>
               </w:rPr>
             </w:pPr>
             <w:r>
               <w:rPr>
-                <w:rFonts w:ascii="Times New Roman" w:eastAsia="Times New Roman" w:hAnsi="Times New Roman" w:cs="Times New Roman"/>
-                <w:sz w:val="28"/>
-                <w:szCs w:val="28"/>
-                <w:lang w:eastAsia="ru-RU"/>
-              </w:rPr>
-              <w:t>Включение ТЭН, запуск таймера</w:t>
+                <w:rFonts w:ascii="Times New Roman" w:hAnsi="Times New Roman" w:cs="Times New Roman"/>
+                <w:sz w:val="24"/>
+                <w:szCs w:val="24"/>
+              </w:rPr>
+              <w:t>Подача питания на ТЭН, запуск таймера</w:t>
             </w:r>
           </w:p>
         </w:tc>
@@ -2649,24 +2567,22 @@
           </w:tcPr>
           <w:p>
             <w:pPr>
-              <w:spacing w:after="480" w:line="240" w:lineRule="auto"/>
-              <w:rPr>
-                <w:rFonts w:ascii="Times New Roman" w:eastAsia="Times New Roman" w:hAnsi="Times New Roman" w:cs="Times New Roman"/>
-                <w:sz w:val="28"/>
-                <w:szCs w:val="28"/>
-                <w:lang w:eastAsia="ru-RU"/>
+              <w:spacing w:after="480"/>
+              <w:rPr>
+                <w:rFonts w:ascii="Times New Roman" w:hAnsi="Times New Roman" w:cs="Times New Roman"/>
+                <w:sz w:val="24"/>
+                <w:szCs w:val="24"/>
               </w:rPr>
             </w:pPr>
             <w:r>
               <w:rPr>
-                <w:rFonts w:ascii="Times New Roman" w:eastAsia="Times New Roman" w:hAnsi="Times New Roman" w:cs="Times New Roman"/>
+                <w:rFonts w:ascii="Times New Roman" w:hAnsi="Times New Roman" w:cs="Times New Roman"/>
                 <w:b/>
                 <w:bCs/>
-                <w:sz w:val="28"/>
-                <w:szCs w:val="28"/>
-                <w:lang w:eastAsia="ru-RU"/>
-              </w:rPr>
-              <w:t>S1</w:t>
+                <w:sz w:val="24"/>
+                <w:szCs w:val="24"/>
+              </w:rPr>
+              <w:t>S1 (Выбор меню)</w:t>
             </w:r>
           </w:p>
         </w:tc>
@@ -2690,22 +2606,20 @@
           </w:tcPr>
           <w:p>
             <w:pPr>
-              <w:spacing w:after="480" w:line="240" w:lineRule="auto"/>
-              <w:rPr>
-                <w:rFonts w:ascii="Times New Roman" w:eastAsia="Times New Roman" w:hAnsi="Times New Roman" w:cs="Times New Roman"/>
-                <w:sz w:val="28"/>
-                <w:szCs w:val="28"/>
-                <w:lang w:eastAsia="ru-RU"/>
+              <w:spacing w:after="480"/>
+              <w:rPr>
+                <w:rFonts w:ascii="Times New Roman" w:hAnsi="Times New Roman" w:cs="Times New Roman"/>
+                <w:sz w:val="24"/>
+                <w:szCs w:val="24"/>
               </w:rPr>
             </w:pPr>
             <w:r>
               <w:rPr>
-                <w:rFonts w:ascii="Times New Roman" w:eastAsia="Times New Roman" w:hAnsi="Times New Roman" w:cs="Times New Roman"/>
-                <w:sz w:val="28"/>
-                <w:szCs w:val="28"/>
-                <w:lang w:eastAsia="ru-RU"/>
-              </w:rPr>
-              <w:t>Зажатие «+» / «-»</w:t>
+                <w:rFonts w:ascii="Times New Roman" w:hAnsi="Times New Roman" w:cs="Times New Roman"/>
+                <w:sz w:val="24"/>
+                <w:szCs w:val="24"/>
+              </w:rPr>
+              <w:t>Выбор настройки</w:t>
             </w:r>
           </w:p>
         </w:tc>
@@ -2729,22 +2643,20 @@
           </w:tcPr>
           <w:p>
             <w:pPr>
-              <w:spacing w:after="480" w:line="240" w:lineRule="auto"/>
-              <w:rPr>
-                <w:rFonts w:ascii="Times New Roman" w:eastAsia="Times New Roman" w:hAnsi="Times New Roman" w:cs="Times New Roman"/>
-                <w:sz w:val="28"/>
-                <w:szCs w:val="28"/>
-                <w:lang w:eastAsia="ru-RU"/>
+              <w:spacing w:after="480"/>
+              <w:rPr>
+                <w:rFonts w:ascii="Times New Roman" w:hAnsi="Times New Roman" w:cs="Times New Roman"/>
+                <w:sz w:val="24"/>
+                <w:szCs w:val="24"/>
               </w:rPr>
             </w:pPr>
             <w:r>
               <w:rPr>
-                <w:rFonts w:ascii="Times New Roman" w:eastAsia="Times New Roman" w:hAnsi="Times New Roman" w:cs="Times New Roman"/>
-                <w:sz w:val="28"/>
-                <w:szCs w:val="28"/>
-                <w:lang w:eastAsia="ru-RU"/>
-              </w:rPr>
-              <w:t>Коррекция параметров</w:t>
+                <w:rFonts w:ascii="Times New Roman" w:hAnsi="Times New Roman" w:cs="Times New Roman"/>
+                <w:sz w:val="24"/>
+                <w:szCs w:val="24"/>
+              </w:rPr>
+              <w:t>Ручной ввод параметров</w:t>
             </w:r>
           </w:p>
         </w:tc>
@@ -2768,22 +2680,20 @@
           </w:tcPr>
           <w:p>
             <w:pPr>
-              <w:spacing w:after="480" w:line="240" w:lineRule="auto"/>
-              <w:rPr>
-                <w:rFonts w:ascii="Times New Roman" w:eastAsia="Times New Roman" w:hAnsi="Times New Roman" w:cs="Times New Roman"/>
-                <w:sz w:val="28"/>
-                <w:szCs w:val="28"/>
-                <w:lang w:eastAsia="ru-RU"/>
+              <w:spacing w:after="480"/>
+              <w:rPr>
+                <w:rFonts w:ascii="Times New Roman" w:hAnsi="Times New Roman" w:cs="Times New Roman"/>
+                <w:sz w:val="24"/>
+                <w:szCs w:val="24"/>
               </w:rPr>
             </w:pPr>
             <w:r>
               <w:rPr>
-                <w:rFonts w:ascii="Times New Roman" w:eastAsia="Times New Roman" w:hAnsi="Times New Roman" w:cs="Times New Roman"/>
+                <w:rFonts w:ascii="Times New Roman" w:hAnsi="Times New Roman" w:cs="Times New Roman"/>
                 <w:b/>
                 <w:bCs/>
-                <w:sz w:val="28"/>
-                <w:szCs w:val="28"/>
-                <w:lang w:eastAsia="ru-RU"/>
+                <w:sz w:val="24"/>
+                <w:szCs w:val="24"/>
               </w:rPr>
               <w:t>S4</w:t>
             </w:r>
@@ -2809,22 +2719,20 @@
           </w:tcPr>
           <w:p>
             <w:pPr>
-              <w:spacing w:after="480" w:line="240" w:lineRule="auto"/>
-              <w:rPr>
-                <w:rFonts w:ascii="Times New Roman" w:eastAsia="Times New Roman" w:hAnsi="Times New Roman" w:cs="Times New Roman"/>
-                <w:sz w:val="28"/>
-                <w:szCs w:val="28"/>
-                <w:lang w:eastAsia="ru-RU"/>
+              <w:spacing w:after="480"/>
+              <w:rPr>
+                <w:rFonts w:ascii="Times New Roman" w:hAnsi="Times New Roman" w:cs="Times New Roman"/>
+                <w:sz w:val="24"/>
+                <w:szCs w:val="24"/>
               </w:rPr>
             </w:pPr>
             <w:r>
               <w:rPr>
-                <w:rFonts w:ascii="Times New Roman" w:eastAsia="Times New Roman" w:hAnsi="Times New Roman" w:cs="Times New Roman"/>
-                <w:sz w:val="28"/>
-                <w:szCs w:val="28"/>
-                <w:lang w:eastAsia="ru-RU"/>
-              </w:rPr>
-              <w:t>Изменение значений на дисплее</w:t>
+                <w:rFonts w:ascii="Times New Roman" w:hAnsi="Times New Roman" w:cs="Times New Roman"/>
+                <w:sz w:val="24"/>
+                <w:szCs w:val="24"/>
+              </w:rPr>
+              <w:t>Режим установки времени/температуры</w:t>
             </w:r>
           </w:p>
         </w:tc>
@@ -2853,24 +2761,22 @@
           </w:tcPr>
           <w:p>
             <w:pPr>
-              <w:spacing w:after="480" w:line="240" w:lineRule="auto"/>
-              <w:rPr>
-                <w:rFonts w:ascii="Times New Roman" w:eastAsia="Times New Roman" w:hAnsi="Times New Roman" w:cs="Times New Roman"/>
-                <w:sz w:val="28"/>
-                <w:szCs w:val="28"/>
-                <w:lang w:eastAsia="ru-RU"/>
+              <w:spacing w:after="480"/>
+              <w:rPr>
+                <w:rFonts w:ascii="Times New Roman" w:hAnsi="Times New Roman" w:cs="Times New Roman"/>
+                <w:sz w:val="24"/>
+                <w:szCs w:val="24"/>
               </w:rPr>
             </w:pPr>
             <w:r>
               <w:rPr>
-                <w:rFonts w:ascii="Times New Roman" w:eastAsia="Times New Roman" w:hAnsi="Times New Roman" w:cs="Times New Roman"/>
+                <w:rFonts w:ascii="Times New Roman" w:hAnsi="Times New Roman" w:cs="Times New Roman"/>
                 <w:b/>
                 <w:bCs/>
-                <w:sz w:val="28"/>
-                <w:szCs w:val="28"/>
-                <w:lang w:eastAsia="ru-RU"/>
-              </w:rPr>
-              <w:t>S2</w:t>
+                <w:sz w:val="24"/>
+                <w:szCs w:val="24"/>
+              </w:rPr>
+              <w:t>S1, S2, S3, S4</w:t>
             </w:r>
           </w:p>
         </w:tc>
@@ -2894,22 +2800,20 @@
           </w:tcPr>
           <w:p>
             <w:pPr>
-              <w:spacing w:after="480" w:line="240" w:lineRule="auto"/>
-              <w:rPr>
-                <w:rFonts w:ascii="Times New Roman" w:eastAsia="Times New Roman" w:hAnsi="Times New Roman" w:cs="Times New Roman"/>
-                <w:sz w:val="28"/>
-                <w:szCs w:val="28"/>
-                <w:lang w:eastAsia="ru-RU"/>
+              <w:spacing w:after="480"/>
+              <w:rPr>
+                <w:rFonts w:ascii="Times New Roman" w:hAnsi="Times New Roman" w:cs="Times New Roman"/>
+                <w:sz w:val="24"/>
+                <w:szCs w:val="24"/>
               </w:rPr>
             </w:pPr>
             <w:r>
               <w:rPr>
-                <w:rFonts w:ascii="Times New Roman" w:eastAsia="Times New Roman" w:hAnsi="Times New Roman" w:cs="Times New Roman"/>
-                <w:sz w:val="28"/>
-                <w:szCs w:val="28"/>
-                <w:lang w:eastAsia="ru-RU"/>
-              </w:rPr>
-              <w:t>Истечение таймера</w:t>
+                <w:rFonts w:ascii="Times New Roman" w:hAnsi="Times New Roman" w:cs="Times New Roman"/>
+                <w:sz w:val="24"/>
+                <w:szCs w:val="24"/>
+              </w:rPr>
+              <w:t>Нажатие «Отмена / Пауза»</w:t>
             </w:r>
           </w:p>
         </w:tc>
@@ -2933,22 +2837,20 @@
           </w:tcPr>
           <w:p>
             <w:pPr>
-              <w:spacing w:after="480" w:line="240" w:lineRule="auto"/>
-              <w:rPr>
-                <w:rFonts w:ascii="Times New Roman" w:eastAsia="Times New Roman" w:hAnsi="Times New Roman" w:cs="Times New Roman"/>
-                <w:sz w:val="28"/>
-                <w:szCs w:val="28"/>
-                <w:lang w:eastAsia="ru-RU"/>
+              <w:spacing w:after="480"/>
+              <w:rPr>
+                <w:rFonts w:ascii="Times New Roman" w:hAnsi="Times New Roman" w:cs="Times New Roman"/>
+                <w:sz w:val="24"/>
+                <w:szCs w:val="24"/>
               </w:rPr>
             </w:pPr>
             <w:r>
               <w:rPr>
-                <w:rFonts w:ascii="Times New Roman" w:eastAsia="Times New Roman" w:hAnsi="Times New Roman" w:cs="Times New Roman"/>
-                <w:sz w:val="28"/>
-                <w:szCs w:val="28"/>
-                <w:lang w:eastAsia="ru-RU"/>
-              </w:rPr>
-              <w:t>Таймер = 0 (Завершение программы)</w:t>
+                <w:rFonts w:ascii="Times New Roman" w:hAnsi="Times New Roman" w:cs="Times New Roman"/>
+                <w:sz w:val="24"/>
+                <w:szCs w:val="24"/>
+              </w:rPr>
+              <w:t>Команда пользователя</w:t>
             </w:r>
           </w:p>
         </w:tc>
@@ -2972,24 +2874,22 @@
           </w:tcPr>
           <w:p>
             <w:pPr>
-              <w:spacing w:after="480" w:line="240" w:lineRule="auto"/>
-              <w:rPr>
-                <w:rFonts w:ascii="Times New Roman" w:eastAsia="Times New Roman" w:hAnsi="Times New Roman" w:cs="Times New Roman"/>
-                <w:sz w:val="28"/>
-                <w:szCs w:val="28"/>
-                <w:lang w:eastAsia="ru-RU"/>
+              <w:spacing w:after="480"/>
+              <w:rPr>
+                <w:rFonts w:ascii="Times New Roman" w:hAnsi="Times New Roman" w:cs="Times New Roman"/>
+                <w:sz w:val="24"/>
+                <w:szCs w:val="24"/>
               </w:rPr>
             </w:pPr>
             <w:r>
               <w:rPr>
-                <w:rFonts w:ascii="Times New Roman" w:eastAsia="Times New Roman" w:hAnsi="Times New Roman" w:cs="Times New Roman"/>
+                <w:rFonts w:ascii="Times New Roman" w:hAnsi="Times New Roman" w:cs="Times New Roman"/>
                 <w:b/>
                 <w:bCs/>
-                <w:sz w:val="28"/>
-                <w:szCs w:val="28"/>
-                <w:lang w:eastAsia="ru-RU"/>
-              </w:rPr>
-              <w:t>S3</w:t>
+                <w:sz w:val="24"/>
+                <w:szCs w:val="24"/>
+              </w:rPr>
+              <w:t>S0</w:t>
             </w:r>
           </w:p>
         </w:tc>
@@ -3013,22 +2913,20 @@
           </w:tcPr>
           <w:p>
             <w:pPr>
-              <w:spacing w:after="480" w:line="240" w:lineRule="auto"/>
-              <w:rPr>
-                <w:rFonts w:ascii="Times New Roman" w:eastAsia="Times New Roman" w:hAnsi="Times New Roman" w:cs="Times New Roman"/>
-                <w:sz w:val="28"/>
-                <w:szCs w:val="28"/>
-                <w:lang w:eastAsia="ru-RU"/>
+              <w:spacing w:after="480"/>
+              <w:rPr>
+                <w:rFonts w:ascii="Times New Roman" w:hAnsi="Times New Roman" w:cs="Times New Roman"/>
+                <w:sz w:val="24"/>
+                <w:szCs w:val="24"/>
               </w:rPr>
             </w:pPr>
             <w:r>
               <w:rPr>
-                <w:rFonts w:ascii="Times New Roman" w:eastAsia="Times New Roman" w:hAnsi="Times New Roman" w:cs="Times New Roman"/>
-                <w:sz w:val="28"/>
-                <w:szCs w:val="28"/>
-                <w:lang w:eastAsia="ru-RU"/>
-              </w:rPr>
-              <w:t>Звуковой сигнал, переключение ТЭН на 70–75°C</w:t>
+                <w:rFonts w:ascii="Times New Roman" w:hAnsi="Times New Roman" w:cs="Times New Roman"/>
+                <w:sz w:val="24"/>
+                <w:szCs w:val="24"/>
+              </w:rPr>
+              <w:t>Сброс/пауза нагрева, возврат в покой</w:t>
             </w:r>
           </w:p>
         </w:tc>
@@ -3057,22 +2955,133 @@
           </w:tcPr>
           <w:p>
             <w:pPr>
-              <w:spacing w:after="480" w:line="240" w:lineRule="auto"/>
-              <w:rPr>
-                <w:rFonts w:ascii="Times New Roman" w:eastAsia="Times New Roman" w:hAnsi="Times New Roman" w:cs="Times New Roman"/>
-                <w:sz w:val="28"/>
-                <w:szCs w:val="28"/>
-                <w:lang w:eastAsia="ru-RU"/>
+              <w:spacing w:after="480"/>
+              <w:rPr>
+                <w:rFonts w:ascii="Times New Roman" w:hAnsi="Times New Roman" w:cs="Times New Roman"/>
+                <w:sz w:val="24"/>
+                <w:szCs w:val="24"/>
               </w:rPr>
             </w:pPr>
             <w:r>
               <w:rPr>
-                <w:rFonts w:ascii="Times New Roman" w:eastAsia="Times New Roman" w:hAnsi="Times New Roman" w:cs="Times New Roman"/>
+                <w:rFonts w:ascii="Times New Roman" w:hAnsi="Times New Roman" w:cs="Times New Roman"/>
                 <w:b/>
                 <w:bCs/>
-                <w:sz w:val="28"/>
-                <w:szCs w:val="28"/>
-                <w:lang w:eastAsia="ru-RU"/>
+                <w:sz w:val="24"/>
+                <w:szCs w:val="24"/>
+              </w:rPr>
+              <w:t>S2 (Приготовление)</w:t>
+            </w:r>
+          </w:p>
+        </w:tc>
+        <w:tc>
+          <w:tcPr>
+            <w:tcW w:w="0" w:type="auto"/>
+            <w:tcBorders>
+              <w:top w:val="single" w:sz="6" w:space="0" w:color="C4C7C5"/>
+              <w:left w:val="single" w:sz="6" w:space="0" w:color="C4C7C5"/>
+              <w:bottom w:val="single" w:sz="6" w:space="0" w:color="C4C7C5"/>
+              <w:right w:val="single" w:sz="6" w:space="0" w:color="C4C7C5"/>
+            </w:tcBorders>
+            <w:tcMar>
+              <w:top w:w="120" w:type="dxa"/>
+              <w:left w:w="180" w:type="dxa"/>
+              <w:bottom w:w="120" w:type="dxa"/>
+              <w:right w:w="180" w:type="dxa"/>
+            </w:tcMar>
+            <w:vAlign w:val="center"/>
+            <w:hideMark/>
+          </w:tcPr>
+          <w:p>
+            <w:pPr>
+              <w:spacing w:after="480"/>
+              <w:rPr>
+                <w:rFonts w:ascii="Times New Roman" w:hAnsi="Times New Roman" w:cs="Times New Roman"/>
+                <w:sz w:val="24"/>
+                <w:szCs w:val="24"/>
+              </w:rPr>
+            </w:pPr>
+            <w:r>
+              <w:rPr>
+                <w:rFonts w:ascii="Times New Roman" w:hAnsi="Times New Roman" w:cs="Times New Roman"/>
+                <w:sz w:val="24"/>
+                <w:szCs w:val="24"/>
+              </w:rPr>
+              <w:t>Истечение таймера</w:t>
+            </w:r>
+          </w:p>
+        </w:tc>
+        <w:tc>
+          <w:tcPr>
+            <w:tcW w:w="0" w:type="auto"/>
+            <w:tcBorders>
+              <w:top w:val="single" w:sz="6" w:space="0" w:color="C4C7C5"/>
+              <w:left w:val="single" w:sz="6" w:space="0" w:color="C4C7C5"/>
+              <w:bottom w:val="single" w:sz="6" w:space="0" w:color="C4C7C5"/>
+              <w:right w:val="single" w:sz="6" w:space="0" w:color="C4C7C5"/>
+            </w:tcBorders>
+            <w:tcMar>
+              <w:top w:w="120" w:type="dxa"/>
+              <w:left w:w="180" w:type="dxa"/>
+              <w:bottom w:w="120" w:type="dxa"/>
+              <w:right w:w="180" w:type="dxa"/>
+            </w:tcMar>
+            <w:vAlign w:val="center"/>
+            <w:hideMark/>
+          </w:tcPr>
+          <w:p>
+            <w:pPr>
+              <w:spacing w:after="480"/>
+              <w:rPr>
+                <w:rFonts w:ascii="Times New Roman" w:hAnsi="Times New Roman" w:cs="Times New Roman"/>
+                <w:sz w:val="24"/>
+                <w:szCs w:val="24"/>
+              </w:rPr>
+            </w:pPr>
+            <w:r>
+              <w:rPr>
+                <w:rFonts w:ascii="Times New Roman" w:hAnsi="Times New Roman" w:cs="Times New Roman"/>
+                <w:sz w:val="24"/>
+                <w:szCs w:val="24"/>
+              </w:rPr>
+              <w:t>Таймер = 0 (Конец готовки)</w:t>
+            </w:r>
+          </w:p>
+        </w:tc>
+        <w:tc>
+          <w:tcPr>
+            <w:tcW w:w="0" w:type="auto"/>
+            <w:tcBorders>
+              <w:top w:val="single" w:sz="6" w:space="0" w:color="C4C7C5"/>
+              <w:left w:val="single" w:sz="6" w:space="0" w:color="C4C7C5"/>
+              <w:bottom w:val="single" w:sz="6" w:space="0" w:color="C4C7C5"/>
+              <w:right w:val="single" w:sz="6" w:space="0" w:color="C4C7C5"/>
+            </w:tcBorders>
+            <w:tcMar>
+              <w:top w:w="120" w:type="dxa"/>
+              <w:left w:w="180" w:type="dxa"/>
+              <w:bottom w:w="120" w:type="dxa"/>
+              <w:right w:w="180" w:type="dxa"/>
+            </w:tcMar>
+            <w:vAlign w:val="center"/>
+            <w:hideMark/>
+          </w:tcPr>
+          <w:p>
+            <w:pPr>
+              <w:spacing w:after="480"/>
+              <w:rPr>
+                <w:rFonts w:ascii="Times New Roman" w:hAnsi="Times New Roman" w:cs="Times New Roman"/>
+                <w:sz w:val="24"/>
+                <w:szCs w:val="24"/>
+              </w:rPr>
+            </w:pPr>
+            <w:r>
+              <w:rPr>
+                <w:rFonts w:ascii="Times New Roman" w:hAnsi="Times New Roman" w:cs="Times New Roman"/>
+                <w:b/>
+                <w:bCs/>
+                <w:sz w:val="24"/>
+                <w:szCs w:val="24"/>
               </w:rPr>
               <w:t>S3</w:t>
             </w:r>
@@ -3098,141 +3107,20 @@
           </w:tcPr>
           <w:p>
             <w:pPr>
-              <w:spacing w:after="480" w:line="240" w:lineRule="auto"/>
-              <w:rPr>
-                <w:rFonts w:ascii="Times New Roman" w:eastAsia="Times New Roman" w:hAnsi="Times New Roman" w:cs="Times New Roman"/>
-                <w:sz w:val="28"/>
-                <w:szCs w:val="28"/>
-                <w:lang w:eastAsia="ru-RU"/>
+              <w:spacing w:after="480"/>
+              <w:rPr>
+                <w:rFonts w:ascii="Times New Roman" w:hAnsi="Times New Roman" w:cs="Times New Roman"/>
+                <w:sz w:val="24"/>
+                <w:szCs w:val="24"/>
               </w:rPr>
             </w:pPr>
             <w:r>
               <w:rPr>
-                <w:rFonts w:ascii="Times New Roman" w:eastAsia="Times New Roman" w:hAnsi="Times New Roman" w:cs="Times New Roman"/>
-                <w:sz w:val="28"/>
-                <w:szCs w:val="28"/>
-                <w:lang w:eastAsia="ru-RU"/>
-              </w:rPr>
-              <w:t>Нажатие «Отмена»</w:t>
-            </w:r>
-          </w:p>
-        </w:tc>
-        <w:tc>
-          <w:tcPr>
-            <w:tcW w:w="0" w:type="auto"/>
-            <w:tcBorders>
-              <w:top w:val="single" w:sz="6" w:space="0" w:color="C4C7C5"/>
-              <w:left w:val="single" w:sz="6" w:space="0" w:color="C4C7C5"/>
-              <w:bottom w:val="single" w:sz="6" w:space="0" w:color="C4C7C5"/>
-              <w:right w:val="single" w:sz="6" w:space="0" w:color="C4C7C5"/>
-            </w:tcBorders>
-            <w:tcMar>
-              <w:top w:w="120" w:type="dxa"/>
-              <w:left w:w="180" w:type="dxa"/>
-              <w:bottom w:w="120" w:type="dxa"/>
-              <w:right w:w="180" w:type="dxa"/>
-            </w:tcMar>
-            <w:vAlign w:val="center"/>
-            <w:hideMark/>
-          </w:tcPr>
-          <w:p>
-            <w:pPr>
-              <w:spacing w:after="480" w:line="240" w:lineRule="auto"/>
-              <w:rPr>
-                <w:rFonts w:ascii="Times New Roman" w:eastAsia="Times New Roman" w:hAnsi="Times New Roman" w:cs="Times New Roman"/>
-                <w:sz w:val="28"/>
-                <w:szCs w:val="28"/>
-                <w:lang w:eastAsia="ru-RU"/>
-              </w:rPr>
-            </w:pPr>
-            <w:r>
-              <w:rPr>
-                <w:rFonts w:ascii="Times New Roman" w:eastAsia="Times New Roman" w:hAnsi="Times New Roman" w:cs="Times New Roman"/>
-                <w:sz w:val="28"/>
-                <w:szCs w:val="28"/>
-                <w:lang w:eastAsia="ru-RU"/>
-              </w:rPr>
-              <w:t>Команда пользователя</w:t>
-            </w:r>
-          </w:p>
-        </w:tc>
-        <w:tc>
-          <w:tcPr>
-            <w:tcW w:w="0" w:type="auto"/>
-            <w:tcBorders>
-              <w:top w:val="single" w:sz="6" w:space="0" w:color="C4C7C5"/>
-              <w:left w:val="single" w:sz="6" w:space="0" w:color="C4C7C5"/>
-              <w:bottom w:val="single" w:sz="6" w:space="0" w:color="C4C7C5"/>
-              <w:right w:val="single" w:sz="6" w:space="0" w:color="C4C7C5"/>
-            </w:tcBorders>
-            <w:tcMar>
-              <w:top w:w="120" w:type="dxa"/>
-              <w:left w:w="180" w:type="dxa"/>
-              <w:bottom w:w="120" w:type="dxa"/>
-              <w:right w:w="180" w:type="dxa"/>
-            </w:tcMar>
-            <w:vAlign w:val="center"/>
-            <w:hideMark/>
-          </w:tcPr>
-          <w:p>
-            <w:pPr>
-              <w:spacing w:after="480" w:line="240" w:lineRule="auto"/>
-              <w:rPr>
-                <w:rFonts w:ascii="Times New Roman" w:eastAsia="Times New Roman" w:hAnsi="Times New Roman" w:cs="Times New Roman"/>
-                <w:sz w:val="28"/>
-                <w:szCs w:val="28"/>
-                <w:lang w:eastAsia="ru-RU"/>
-              </w:rPr>
-            </w:pPr>
-            <w:r>
-              <w:rPr>
-                <w:rFonts w:ascii="Times New Roman" w:eastAsia="Times New Roman" w:hAnsi="Times New Roman" w:cs="Times New Roman"/>
-                <w:b/>
-                <w:bCs/>
-                <w:sz w:val="28"/>
-                <w:szCs w:val="28"/>
-                <w:lang w:eastAsia="ru-RU"/>
-              </w:rPr>
-              <w:t>S0</w:t>
-            </w:r>
-          </w:p>
-        </w:tc>
-        <w:tc>
-          <w:tcPr>
-            <w:tcW w:w="0" w:type="auto"/>
-            <w:tcBorders>
-              <w:top w:val="single" w:sz="6" w:space="0" w:color="C4C7C5"/>
-              <w:left w:val="single" w:sz="6" w:space="0" w:color="C4C7C5"/>
-              <w:bottom w:val="single" w:sz="6" w:space="0" w:color="C4C7C5"/>
-              <w:right w:val="single" w:sz="6" w:space="0" w:color="C4C7C5"/>
-            </w:tcBorders>
-            <w:tcMar>
-              <w:top w:w="120" w:type="dxa"/>
-              <w:left w:w="180" w:type="dxa"/>
-              <w:bottom w:w="120" w:type="dxa"/>
-              <w:right w:w="180" w:type="dxa"/>
-            </w:tcMar>
-            <w:vAlign w:val="center"/>
-            <w:hideMark/>
-          </w:tcPr>
-          <w:p>
-            <w:pPr>
-              <w:spacing w:after="480" w:line="240" w:lineRule="auto"/>
-              <w:rPr>
-                <w:rFonts w:ascii="Times New Roman" w:eastAsia="Times New Roman" w:hAnsi="Times New Roman" w:cs="Times New Roman"/>
-                <w:sz w:val="28"/>
-                <w:szCs w:val="28"/>
-                <w:lang w:eastAsia="ru-RU"/>
-              </w:rPr>
-            </w:pPr>
-            <w:r>
-              <w:rPr>
-                <w:rFonts w:ascii="Times New Roman" w:eastAsia="Times New Roman" w:hAnsi="Times New Roman" w:cs="Times New Roman"/>
-                <w:sz w:val="28"/>
-                <w:szCs w:val="28"/>
-                <w:lang w:eastAsia="ru-RU"/>
-              </w:rPr>
-              <w:t>Выключение нагрева, покой</w:t>
+                <w:rFonts w:ascii="Times New Roman" w:hAnsi="Times New Roman" w:cs="Times New Roman"/>
+                <w:sz w:val="24"/>
+                <w:szCs w:val="24"/>
+              </w:rPr>
+              <w:t>Звуковой сигнал, переключение на 70–75 °C</w:t>
             </w:r>
           </w:p>
         </w:tc>
@@ -3261,24 +3149,22 @@
           </w:tcPr>
           <w:p>
             <w:pPr>
-              <w:spacing w:after="480" w:line="240" w:lineRule="auto"/>
-              <w:rPr>
-                <w:rFonts w:ascii="Times New Roman" w:eastAsia="Times New Roman" w:hAnsi="Times New Roman" w:cs="Times New Roman"/>
-                <w:sz w:val="28"/>
-                <w:szCs w:val="28"/>
-                <w:lang w:eastAsia="ru-RU"/>
+              <w:spacing w:after="480"/>
+              <w:rPr>
+                <w:rFonts w:ascii="Times New Roman" w:hAnsi="Times New Roman" w:cs="Times New Roman"/>
+                <w:sz w:val="24"/>
+                <w:szCs w:val="24"/>
               </w:rPr>
             </w:pPr>
             <w:r>
               <w:rPr>
-                <w:rFonts w:ascii="Times New Roman" w:eastAsia="Times New Roman" w:hAnsi="Times New Roman" w:cs="Times New Roman"/>
+                <w:rFonts w:ascii="Times New Roman" w:hAnsi="Times New Roman" w:cs="Times New Roman"/>
                 <w:b/>
                 <w:bCs/>
-                <w:sz w:val="28"/>
-                <w:szCs w:val="28"/>
-                <w:lang w:eastAsia="ru-RU"/>
-              </w:rPr>
-              <w:t>Любое (S0...S4)</w:t>
+                <w:sz w:val="24"/>
+                <w:szCs w:val="24"/>
+              </w:rPr>
+              <w:t>S2, S3</w:t>
             </w:r>
           </w:p>
         </w:tc>
@@ -3302,22 +3188,20 @@
           </w:tcPr>
           <w:p>
             <w:pPr>
-              <w:spacing w:after="480" w:line="240" w:lineRule="auto"/>
-              <w:rPr>
-                <w:rFonts w:ascii="Times New Roman" w:eastAsia="Times New Roman" w:hAnsi="Times New Roman" w:cs="Times New Roman"/>
-                <w:sz w:val="28"/>
-                <w:szCs w:val="28"/>
-                <w:lang w:eastAsia="ru-RU"/>
+              <w:spacing w:after="480"/>
+              <w:rPr>
+                <w:rFonts w:ascii="Times New Roman" w:hAnsi="Times New Roman" w:cs="Times New Roman"/>
+                <w:sz w:val="24"/>
+                <w:szCs w:val="24"/>
               </w:rPr>
             </w:pPr>
             <w:r>
               <w:rPr>
-                <w:rFonts w:ascii="Times New Roman" w:eastAsia="Times New Roman" w:hAnsi="Times New Roman" w:cs="Times New Roman"/>
-                <w:sz w:val="28"/>
-                <w:szCs w:val="28"/>
-                <w:lang w:eastAsia="ru-RU"/>
-              </w:rPr>
-              <w:t>Сигнал перегрева / Сбой</w:t>
+                <w:rFonts w:ascii="Times New Roman" w:hAnsi="Times New Roman" w:cs="Times New Roman"/>
+                <w:sz w:val="24"/>
+                <w:szCs w:val="24"/>
+              </w:rPr>
+              <w:t>Изменение параметров</w:t>
             </w:r>
           </w:p>
         </w:tc>
@@ -3341,22 +3225,20 @@
           </w:tcPr>
           <w:p>
             <w:pPr>
-              <w:spacing w:after="480" w:line="240" w:lineRule="auto"/>
-              <w:rPr>
-                <w:rFonts w:ascii="Times New Roman" w:eastAsia="Times New Roman" w:hAnsi="Times New Roman" w:cs="Times New Roman"/>
-                <w:sz w:val="28"/>
-                <w:szCs w:val="28"/>
-                <w:lang w:eastAsia="ru-RU"/>
+              <w:spacing w:after="480"/>
+              <w:rPr>
+                <w:rFonts w:ascii="Times New Roman" w:hAnsi="Times New Roman" w:cs="Times New Roman"/>
+                <w:sz w:val="24"/>
+                <w:szCs w:val="24"/>
               </w:rPr>
             </w:pPr>
             <w:r>
               <w:rPr>
-                <w:rFonts w:ascii="Times New Roman" w:eastAsia="Times New Roman" w:hAnsi="Times New Roman" w:cs="Times New Roman"/>
-                <w:sz w:val="28"/>
-                <w:szCs w:val="28"/>
-                <w:lang w:eastAsia="ru-RU"/>
-              </w:rPr>
-              <w:t>Температура &gt; 175°C или Залипание</w:t>
+                <w:rFonts w:ascii="Times New Roman" w:hAnsi="Times New Roman" w:cs="Times New Roman"/>
+                <w:sz w:val="24"/>
+                <w:szCs w:val="24"/>
+              </w:rPr>
+              <w:t>Коррекция «на ходу»</w:t>
             </w:r>
           </w:p>
         </w:tc>
@@ -3380,24 +3262,22 @@
           </w:tcPr>
           <w:p>
             <w:pPr>
-              <w:spacing w:after="480" w:line="240" w:lineRule="auto"/>
-              <w:rPr>
-                <w:rFonts w:ascii="Times New Roman" w:eastAsia="Times New Roman" w:hAnsi="Times New Roman" w:cs="Times New Roman"/>
-                <w:sz w:val="28"/>
-                <w:szCs w:val="28"/>
-                <w:lang w:eastAsia="ru-RU"/>
+              <w:spacing w:after="480"/>
+              <w:rPr>
+                <w:rFonts w:ascii="Times New Roman" w:hAnsi="Times New Roman" w:cs="Times New Roman"/>
+                <w:sz w:val="24"/>
+                <w:szCs w:val="24"/>
               </w:rPr>
             </w:pPr>
             <w:r>
               <w:rPr>
-                <w:rFonts w:ascii="Times New Roman" w:eastAsia="Times New Roman" w:hAnsi="Times New Roman" w:cs="Times New Roman"/>
+                <w:rFonts w:ascii="Times New Roman" w:hAnsi="Times New Roman" w:cs="Times New Roman"/>
                 <w:b/>
                 <w:bCs/>
-                <w:sz w:val="28"/>
-                <w:szCs w:val="28"/>
-                <w:lang w:eastAsia="ru-RU"/>
-              </w:rPr>
-              <w:t>S5</w:t>
+                <w:sz w:val="24"/>
+                <w:szCs w:val="24"/>
+              </w:rPr>
+              <w:t>S4</w:t>
             </w:r>
           </w:p>
         </w:tc>
@@ -3421,42 +3301,20 @@
           </w:tcPr>
           <w:p>
             <w:pPr>
-              <w:spacing w:after="480" w:line="240" w:lineRule="auto"/>
-              <w:rPr>
-                <w:rFonts w:ascii="Times New Roman" w:eastAsia="Times New Roman" w:hAnsi="Times New Roman" w:cs="Times New Roman"/>
-                <w:sz w:val="28"/>
-                <w:szCs w:val="28"/>
-                <w:lang w:eastAsia="ru-RU"/>
+              <w:spacing w:after="480"/>
+              <w:rPr>
+                <w:rFonts w:ascii="Times New Roman" w:hAnsi="Times New Roman" w:cs="Times New Roman"/>
+                <w:sz w:val="24"/>
+                <w:szCs w:val="24"/>
               </w:rPr>
             </w:pPr>
             <w:r>
               <w:rPr>
-                <w:rFonts w:ascii="Times New Roman" w:eastAsia="Times New Roman" w:hAnsi="Times New Roman" w:cs="Times New Roman"/>
-                <w:sz w:val="28"/>
-                <w:szCs w:val="28"/>
-                <w:lang w:eastAsia="ru-RU"/>
-              </w:rPr>
-              <w:t xml:space="preserve">Отключение ТЭН, вывод </w:t>
-            </w:r>
-            <w:proofErr w:type="spellStart"/>
-            <w:r>
-              <w:rPr>
-                <w:rFonts w:ascii="Times New Roman" w:eastAsia="Times New Roman" w:hAnsi="Times New Roman" w:cs="Times New Roman"/>
-                <w:sz w:val="28"/>
-                <w:szCs w:val="28"/>
-                <w:lang w:eastAsia="ru-RU"/>
-              </w:rPr>
-              <w:t>Err</w:t>
-            </w:r>
-            <w:proofErr w:type="spellEnd"/>
-            <w:r>
-              <w:rPr>
-                <w:rFonts w:ascii="Times New Roman" w:eastAsia="Times New Roman" w:hAnsi="Times New Roman" w:cs="Times New Roman"/>
-                <w:sz w:val="28"/>
-                <w:szCs w:val="28"/>
-                <w:lang w:eastAsia="ru-RU"/>
-              </w:rPr>
-              <w:t>, звуковой сигнал</w:t>
+                <w:rFonts w:ascii="Times New Roman" w:hAnsi="Times New Roman" w:cs="Times New Roman"/>
+                <w:sz w:val="24"/>
+                <w:szCs w:val="24"/>
+              </w:rPr>
+              <w:t>Переход в режим ручной настройки</w:t>
             </w:r>
           </w:p>
         </w:tc>
@@ -3489,6 +3347,36 @@
           <w:lang w:eastAsia="ru-RU"/>
         </w:rPr>
       </w:pPr>
+    </w:p>
+    <w:p>
+      <w:pPr>
+        <w:spacing w:before="100" w:beforeAutospacing="1" w:after="100" w:afterAutospacing="1" w:line="240" w:lineRule="auto"/>
+        <w:outlineLvl w:val="2"/>
+        <w:rPr>
+          <w:rFonts w:ascii="Times New Roman" w:eastAsia="Times New Roman" w:hAnsi="Times New Roman" w:cs="Times New Roman"/>
+          <w:b/>
+          <w:bCs/>
+          <w:sz w:val="28"/>
+          <w:szCs w:val="28"/>
+          <w:lang w:eastAsia="ru-RU"/>
+        </w:rPr>
+      </w:pPr>
+    </w:p>
+    <w:p>
+      <w:pPr>
+        <w:spacing w:before="100" w:beforeAutospacing="1" w:after="100" w:afterAutospacing="1" w:line="240" w:lineRule="auto"/>
+        <w:outlineLvl w:val="2"/>
+        <w:rPr>
+          <w:rFonts w:ascii="Times New Roman" w:eastAsia="Times New Roman" w:hAnsi="Times New Roman" w:cs="Times New Roman"/>
+          <w:b/>
+          <w:bCs/>
+          <w:sz w:val="28"/>
+          <w:szCs w:val="28"/>
+          <w:lang w:eastAsia="ru-RU"/>
+        </w:rPr>
+      </w:pPr>
+      <w:bookmarkStart w:id="0" w:name="_GoBack"/>
+      <w:bookmarkEnd w:id="0"/>
       <w:r>
         <w:rPr>
           <w:rFonts w:ascii="Times New Roman" w:eastAsia="Times New Roman" w:hAnsi="Times New Roman" w:cs="Times New Roman"/>
@@ -4036,6 +3924,385 @@
     </w:lvl>
   </w:abstractNum>
   <w:abstractNum w:abstractNumId="4" w15:restartNumberingAfterBreak="0">
+    <w:nsid w:val="34141E38"/>
+    <w:multiLevelType w:val="multilevel"/>
+    <w:tmpl w:val="2826C122"/>
+    <w:lvl w:ilvl="0">
+      <w:start w:val="1"/>
+      <w:numFmt w:val="decimal"/>
+      <w:lvlText w:val="%1."/>
+      <w:lvlJc w:val="left"/>
+      <w:pPr>
+        <w:tabs>
+          <w:tab w:val="num" w:pos="720"/>
+        </w:tabs>
+        <w:ind w:left="720" w:hanging="360"/>
+      </w:pPr>
+    </w:lvl>
+    <w:lvl w:ilvl="1" w:tentative="1">
+      <w:start w:val="1"/>
+      <w:numFmt w:val="decimal"/>
+      <w:lvlText w:val="%2."/>
+      <w:lvlJc w:val="left"/>
+      <w:pPr>
+        <w:tabs>
+          <w:tab w:val="num" w:pos="1440"/>
+        </w:tabs>
+        <w:ind w:left="1440" w:hanging="360"/>
+      </w:pPr>
+    </w:lvl>
+    <w:lvl w:ilvl="2" w:tentative="1">
+      <w:start w:val="1"/>
+      <w:numFmt w:val="decimal"/>
+      <w:lvlText w:val="%3."/>
+      <w:lvlJc w:val="left"/>
+      <w:pPr>
+        <w:tabs>
+          <w:tab w:val="num" w:pos="2160"/>
+        </w:tabs>
+        <w:ind w:left="2160" w:hanging="360"/>
+      </w:pPr>
+    </w:lvl>
+    <w:lvl w:ilvl="3" w:tentative="1">
+      <w:start w:val="1"/>
+      <w:numFmt w:val="decimal"/>
+      <w:lvlText w:val="%4."/>
+      <w:lvlJc w:val="left"/>
+      <w:pPr>
+        <w:tabs>
+          <w:tab w:val="num" w:pos="2880"/>
+        </w:tabs>
+        <w:ind w:left="2880" w:hanging="360"/>
+      </w:pPr>
+    </w:lvl>
+    <w:lvl w:ilvl="4" w:tentative="1">
+      <w:start w:val="1"/>
+      <w:numFmt w:val="decimal"/>
+      <w:lvlText w:val="%5."/>
+      <w:lvlJc w:val="left"/>
+      <w:pPr>
+        <w:tabs>
+          <w:tab w:val="num" w:pos="3600"/>
+        </w:tabs>
+        <w:ind w:left="3600" w:hanging="360"/>
+      </w:pPr>
+    </w:lvl>
+    <w:lvl w:ilvl="5" w:tentative="1">
+      <w:start w:val="1"/>
+      <w:numFmt w:val="decimal"/>
+      <w:lvlText w:val="%6."/>
+      <w:lvlJc w:val="left"/>
+      <w:pPr>
+        <w:tabs>
+          <w:tab w:val="num" w:pos="4320"/>
+        </w:tabs>
+        <w:ind w:left="4320" w:hanging="360"/>
+      </w:pPr>
+    </w:lvl>
+    <w:lvl w:ilvl="6" w:tentative="1">
+      <w:start w:val="1"/>
+      <w:numFmt w:val="decimal"/>
+      <w:lvlText w:val="%7."/>
+      <w:lvlJc w:val="left"/>
+      <w:pPr>
+        <w:tabs>
+          <w:tab w:val="num" w:pos="5040"/>
+        </w:tabs>
+        <w:ind w:left="5040" w:hanging="360"/>
+      </w:pPr>
+    </w:lvl>
+    <w:lvl w:ilvl="7" w:tentative="1">
+      <w:start w:val="1"/>
+      <w:numFmt w:val="decimal"/>
+      <w:lvlText w:val="%8."/>
+      <w:lvlJc w:val="left"/>
+      <w:pPr>
+        <w:tabs>
+          <w:tab w:val="num" w:pos="5760"/>
+        </w:tabs>
+        <w:ind w:left="5760" w:hanging="360"/>
+      </w:pPr>
+    </w:lvl>
+    <w:lvl w:ilvl="8" w:tentative="1">
+      <w:start w:val="1"/>
+      <w:numFmt w:val="decimal"/>
+      <w:lvlText w:val="%9."/>
+      <w:lvlJc w:val="left"/>
+      <w:pPr>
+        <w:tabs>
+          <w:tab w:val="num" w:pos="6480"/>
+        </w:tabs>
+        <w:ind w:left="6480" w:hanging="360"/>
+      </w:pPr>
+    </w:lvl>
+  </w:abstractNum>
+  <w:abstractNum w:abstractNumId="5" w15:restartNumberingAfterBreak="0">
+    <w:nsid w:val="3481773D"/>
+    <w:multiLevelType w:val="multilevel"/>
+    <w:tmpl w:val="73BEA216"/>
+    <w:lvl w:ilvl="0">
+      <w:start w:val="1"/>
+      <w:numFmt w:val="bullet"/>
+      <w:lvlText w:val=""/>
+      <w:lvlJc w:val="left"/>
+      <w:pPr>
+        <w:tabs>
+          <w:tab w:val="num" w:pos="720"/>
+        </w:tabs>
+        <w:ind w:left="720" w:hanging="360"/>
+      </w:pPr>
+      <w:rPr>
+        <w:rFonts w:ascii="Symbol" w:hAnsi="Symbol" w:hint="default"/>
+        <w:sz w:val="20"/>
+      </w:rPr>
+    </w:lvl>
+    <w:lvl w:ilvl="1" w:tentative="1">
+      <w:start w:val="1"/>
+      <w:numFmt w:val="bullet"/>
+      <w:lvlText w:val="o"/>
+      <w:lvlJc w:val="left"/>
+      <w:pPr>
+        <w:tabs>
+          <w:tab w:val="num" w:pos="1440"/>
+        </w:tabs>
+        <w:ind w:left="1440" w:hanging="360"/>
+      </w:pPr>
+      <w:rPr>
+        <w:rFonts w:ascii="Courier New" w:hAnsi="Courier New" w:hint="default"/>
+        <w:sz w:val="20"/>
+      </w:rPr>
+    </w:lvl>
+    <w:lvl w:ilvl="2" w:tentative="1">
+      <w:start w:val="1"/>
+      <w:numFmt w:val="bullet"/>
+      <w:lvlText w:val=""/>
+      <w:lvlJc w:val="left"/>
+      <w:pPr>
+        <w:tabs>
+          <w:tab w:val="num" w:pos="2160"/>
+        </w:tabs>
+        <w:ind w:left="2160" w:hanging="360"/>
+      </w:pPr>
+      <w:rPr>
+        <w:rFonts w:ascii="Wingdings" w:hAnsi="Wingdings" w:hint="default"/>
+        <w:sz w:val="20"/>
+      </w:rPr>
+    </w:lvl>
+    <w:lvl w:ilvl="3" w:tentative="1">
+      <w:start w:val="1"/>
+      <w:numFmt w:val="bullet"/>
+      <w:lvlText w:val=""/>
+      <w:lvlJc w:val="left"/>
+      <w:pPr>
+        <w:tabs>
+          <w:tab w:val="num" w:pos="2880"/>
+        </w:tabs>
+        <w:ind w:left="2880" w:hanging="360"/>
+      </w:pPr>
+      <w:rPr>
+        <w:rFonts w:ascii="Wingdings" w:hAnsi="Wingdings" w:hint="default"/>
+        <w:sz w:val="20"/>
+      </w:rPr>
+    </w:lvl>
+    <w:lvl w:ilvl="4" w:tentative="1">
+      <w:start w:val="1"/>
+      <w:numFmt w:val="bullet"/>
+      <w:lvlText w:val=""/>
+      <w:lvlJc w:val="left"/>
+      <w:pPr>
+        <w:tabs>
+          <w:tab w:val="num" w:pos="3600"/>
+        </w:tabs>
+        <w:ind w:left="3600" w:hanging="360"/>
+      </w:pPr>
+      <w:rPr>
+        <w:rFonts w:ascii="Wingdings" w:hAnsi="Wingdings" w:hint="default"/>
+        <w:sz w:val="20"/>
+      </w:rPr>
+    </w:lvl>
+    <w:lvl w:ilvl="5" w:tentative="1">
+      <w:start w:val="1"/>
+      <w:numFmt w:val="bullet"/>
+      <w:lvlText w:val=""/>
+      <w:lvlJc w:val="left"/>
+      <w:pPr>
+        <w:tabs>
+          <w:tab w:val="num" w:pos="4320"/>
+        </w:tabs>
+        <w:ind w:left="4320" w:hanging="360"/>
+      </w:pPr>
+      <w:rPr>
+        <w:rFonts w:ascii="Wingdings" w:hAnsi="Wingdings" w:hint="default"/>
+        <w:sz w:val="20"/>
+      </w:rPr>
+    </w:lvl>
+    <w:lvl w:ilvl="6" w:tentative="1">
+      <w:start w:val="1"/>
+      <w:numFmt w:val="bullet"/>
+      <w:lvlText w:val=""/>
+      <w:lvlJc w:val="left"/>
+      <w:pPr>
+        <w:tabs>
+          <w:tab w:val="num" w:pos="5040"/>
+        </w:tabs>
+        <w:ind w:left="5040" w:hanging="360"/>
+      </w:pPr>
+      <w:rPr>
+        <w:rFonts w:ascii="Wingdings" w:hAnsi="Wingdings" w:hint="default"/>
+        <w:sz w:val="20"/>
+      </w:rPr>
+    </w:lvl>
+    <w:lvl w:ilvl="7" w:tentative="1">
+      <w:start w:val="1"/>
+      <w:numFmt w:val="bullet"/>
+      <w:lvlText w:val=""/>
+      <w:lvlJc w:val="left"/>
+      <w:pPr>
+        <w:tabs>
+          <w:tab w:val="num" w:pos="5760"/>
+        </w:tabs>
+        <w:ind w:left="5760" w:hanging="360"/>
+      </w:pPr>
+      <w:rPr>
+        <w:rFonts w:ascii="Wingdings" w:hAnsi="Wingdings" w:hint="default"/>
+        <w:sz w:val="20"/>
+      </w:rPr>
+    </w:lvl>
+    <w:lvl w:ilvl="8" w:tentative="1">
+      <w:start w:val="1"/>
+      <w:numFmt w:val="bullet"/>
+      <w:lvlText w:val=""/>
+      <w:lvlJc w:val="left"/>
+      <w:pPr>
+        <w:tabs>
+          <w:tab w:val="num" w:pos="6480"/>
+        </w:tabs>
+        <w:ind w:left="6480" w:hanging="360"/>
+      </w:pPr>
+      <w:rPr>
+        <w:rFonts w:ascii="Wingdings" w:hAnsi="Wingdings" w:hint="default"/>
+        <w:sz w:val="20"/>
+      </w:rPr>
+    </w:lvl>
+  </w:abstractNum>
+  <w:abstractNum w:abstractNumId="6" w15:restartNumberingAfterBreak="0">
+    <w:nsid w:val="52F84936"/>
+    <w:multiLevelType w:val="multilevel"/>
+    <w:tmpl w:val="AA5AF0AC"/>
+    <w:lvl w:ilvl="0">
+      <w:start w:val="1"/>
+      <w:numFmt w:val="decimal"/>
+      <w:lvlText w:val="%1."/>
+      <w:lvlJc w:val="left"/>
+      <w:pPr>
+        <w:tabs>
+          <w:tab w:val="num" w:pos="720"/>
+        </w:tabs>
+        <w:ind w:left="720" w:hanging="360"/>
+      </w:pPr>
+    </w:lvl>
+    <w:lvl w:ilvl="1">
+      <w:start w:val="1"/>
+      <w:numFmt w:val="bullet"/>
+      <w:lvlText w:val="o"/>
+      <w:lvlJc w:val="left"/>
+      <w:pPr>
+        <w:tabs>
+          <w:tab w:val="num" w:pos="1440"/>
+        </w:tabs>
+        <w:ind w:left="1440" w:hanging="360"/>
+      </w:pPr>
+      <w:rPr>
+        <w:rFonts w:ascii="Courier New" w:hAnsi="Courier New" w:hint="default"/>
+        <w:sz w:val="20"/>
+      </w:rPr>
+    </w:lvl>
+    <w:lvl w:ilvl="2" w:tentative="1">
+      <w:start w:val="1"/>
+      <w:numFmt w:val="decimal"/>
+      <w:lvlText w:val="%3."/>
+      <w:lvlJc w:val="left"/>
+      <w:pPr>
+        <w:tabs>
+          <w:tab w:val="num" w:pos="2160"/>
+        </w:tabs>
+        <w:ind w:left="2160" w:hanging="360"/>
+      </w:pPr>
+    </w:lvl>
+    <w:lvl w:ilvl="3" w:tentative="1">
+      <w:start w:val="1"/>
+      <w:numFmt w:val="decimal"/>
+      <w:lvlText w:val="%4."/>
+      <w:lvlJc w:val="left"/>
+      <w:pPr>
+        <w:tabs>
+          <w:tab w:val="num" w:pos="2880"/>
+        </w:tabs>
+        <w:ind w:left="2880" w:hanging="360"/>
+      </w:pPr>
+    </w:lvl>
+    <w:lvl w:ilvl="4" w:tentative="1">
+      <w:start w:val="1"/>
+      <w:numFmt w:val="decimal"/>
+      <w:lvlText w:val="%5."/>
+      <w:lvlJc w:val="left"/>
+      <w:pPr>
+        <w:tabs>
+          <w:tab w:val="num" w:pos="3600"/>
+        </w:tabs>
+        <w:ind w:left="3600" w:hanging="360"/>
+      </w:pPr>
+    </w:lvl>
+    <w:lvl w:ilvl="5" w:tentative="1">
+      <w:start w:val="1"/>
+      <w:numFmt w:val="decimal"/>
+      <w:lvlText w:val="%6."/>
+      <w:lvlJc w:val="left"/>
+      <w:pPr>
+        <w:tabs>
+          <w:tab w:val="num" w:pos="4320"/>
+        </w:tabs>
+        <w:ind w:left="4320" w:hanging="360"/>
+      </w:pPr>
+    </w:lvl>
+    <w:lvl w:ilvl="6" w:tentative="1">
+      <w:start w:val="1"/>
+      <w:numFmt w:val="decimal"/>
+      <w:lvlText w:val="%7."/>
+      <w:lvlJc w:val="left"/>
+      <w:pPr>
+        <w:tabs>
+          <w:tab w:val="num" w:pos="5040"/>
+        </w:tabs>
+        <w:ind w:left="5040" w:hanging="360"/>
+      </w:pPr>
+    </w:lvl>
+    <w:lvl w:ilvl="7" w:tentative="1">
+      <w:start w:val="1"/>
+      <w:numFmt w:val="decimal"/>
+      <w:lvlText w:val="%8."/>
+      <w:lvlJc w:val="left"/>
+      <w:pPr>
+        <w:tabs>
+          <w:tab w:val="num" w:pos="5760"/>
+        </w:tabs>
+        <w:ind w:left="5760" w:hanging="360"/>
+      </w:pPr>
+    </w:lvl>
+    <w:lvl w:ilvl="8" w:tentative="1">
+      <w:start w:val="1"/>
+      <w:numFmt w:val="decimal"/>
+      <w:lvlText w:val="%9."/>
+      <w:lvlJc w:val="left"/>
+      <w:pPr>
+        <w:tabs>
+          <w:tab w:val="num" w:pos="6480"/>
+        </w:tabs>
+        <w:ind w:left="6480" w:hanging="360"/>
+      </w:pPr>
+    </w:lvl>
+  </w:abstractNum>
+  <w:abstractNum w:abstractNumId="7" w15:restartNumberingAfterBreak="0">
     <w:nsid w:val="752C79BF"/>
     <w:multiLevelType w:val="multilevel"/>
     <w:tmpl w:val="D8F00F2A"/>
@@ -4184,7 +4451,7 @@
       </w:rPr>
     </w:lvl>
   </w:abstractNum>
-  <w:abstractNum w:abstractNumId="5" w15:restartNumberingAfterBreak="0">
+  <w:abstractNum w:abstractNumId="8" w15:restartNumberingAfterBreak="0">
     <w:nsid w:val="7A282D08"/>
     <w:multiLevelType w:val="multilevel"/>
     <w:tmpl w:val="B54C932A"/>
@@ -4305,7 +4572,7 @@
       </w:pPr>
     </w:lvl>
   </w:abstractNum>
-  <w:abstractNum w:abstractNumId="6" w15:restartNumberingAfterBreak="0">
+  <w:abstractNum w:abstractNumId="9" w15:restartNumberingAfterBreak="0">
     <w:nsid w:val="7D422D27"/>
     <w:multiLevelType w:val="multilevel"/>
     <w:tmpl w:val="E2602508"/>
@@ -4458,7 +4725,7 @@
     <w:abstractNumId w:val="3"/>
   </w:num>
   <w:num w:numId="2">
-    <w:abstractNumId w:val="4"/>
+    <w:abstractNumId w:val="7"/>
   </w:num>
   <w:num w:numId="3">
     <w:abstractNumId w:val="2"/>
@@ -4470,10 +4737,19 @@
     <w:abstractNumId w:val="0"/>
   </w:num>
   <w:num w:numId="6">
-    <w:abstractNumId w:val="6"/>
+    <w:abstractNumId w:val="9"/>
   </w:num>
   <w:num w:numId="7">
+    <w:abstractNumId w:val="8"/>
+  </w:num>
+  <w:num w:numId="8">
+    <w:abstractNumId w:val="4"/>
+  </w:num>
+  <w:num w:numId="9">
     <w:abstractNumId w:val="5"/>
+  </w:num>
+  <w:num w:numId="10">
+    <w:abstractNumId w:val="6"/>
   </w:num>
 </w:numbering>
 </file>
